--- a/抽離教學_數學/高一數學/融合班教學資源/第一學段/04_多項式與因式定理/練習_牛頓定理與多項式基本定理_融合版.docx
+++ b/抽離教學_數學/高一數學/融合班教學資源/第一學段/04_多項式與因式定理/練習_牛頓定理與多項式基本定理_融合版.docx
@@ -46,11 +46,12 @@
           <w:sz w:val="24"/>
           <w:szCs w:val="24"/>
         </w:rPr>
-        <w:t xml:space="preserve">提示：忘記做法的話，先回頭看《牛頓定理與多項式基本定理 —— 課堂講義》的兩個範例。</w:t>
+        <w:t xml:space="preserve">忘記做法就先回頭看《牛頓定理與多項式基本定理 —— 課堂講義》的兩張手順卡。</w:t>
       </w:r>
     </w:p>
     <w:p>
       <w:pPr>
+        <w:keepNext/>
         <w:spacing w:line="360" w:lineRule="auto" w:after="80"/>
         <w:jc w:val="left"/>
       </w:pPr>
@@ -63,6 +64,758 @@
           <w:szCs w:val="28"/>
         </w:rPr>
         <w:t xml:space="preserve">一、練習A（★☆☆）</w:t>
+      </w:r>
+    </w:p>
+    <w:tbl>
+      <w:tblPr>
+        <w:tblW w:w="11338" w:type="dxa"/>
+        <w:tblBorders>
+          <w:top w:val="single" w:sz="4" w:space="0" w:color="000000"/>
+          <w:left w:val="single" w:sz="4" w:space="0" w:color="000000"/>
+          <w:bottom w:val="single" w:sz="4" w:space="0" w:color="000000"/>
+          <w:right w:val="single" w:sz="4" w:space="0" w:color="000000"/>
+          <w:insideH w:val="single" w:sz="4" w:space="0" w:color="000000"/>
+          <w:insideV w:val="single" w:sz="4" w:space="0" w:color="000000"/>
+        </w:tblBorders>
+        <w:tblLayout w:type="fixed"/>
+      </w:tblPr>
+      <w:tblGrid>
+        <w:gridCol w:w="7029"/>
+        <w:gridCol w:w="4309"/>
+      </w:tblGrid>
+      <w:tr>
+        <w:trPr>
+          <w:cantSplit/>
+        </w:trPr>
+        <w:tc>
+          <w:tcPr>
+            <w:tcW w:w="7029" w:type="dxa"/>
+            <w:tcBorders>
+              <w:top w:val="single" w:sz="4" w:color="000000"/>
+              <w:left w:val="single" w:sz="4" w:color="000000"/>
+              <w:bottom w:val="single" w:sz="4" w:color="000000"/>
+              <w:right w:val="nil" w:sz="4" w:color="000000"/>
+            </w:tcBorders>
+            <w:tcMar>
+              <w:top w:w="70" w:type="dxa"/>
+              <w:left w:w="110" w:type="dxa"/>
+              <w:bottom w:w="70" w:type="dxa"/>
+              <w:right w:w="110" w:type="dxa"/>
+            </w:tcMar>
+            <w:vAlign w:val="top"/>
+          </w:tcPr>
+          <w:p>
+            <w:pPr>
+              <w:spacing w:line="360" w:lineRule="auto" w:after="80"/>
+              <w:jc w:val="left"/>
+            </w:pPr>
+            <w:r>
+              <w:rPr>
+                <w:rFonts w:ascii="Calibri" w:hAnsi="Calibri" w:eastAsia="微軟正黑體"/>
+                <w:sz w:val="24"/>
+                <w:szCs w:val="24"/>
+              </w:rPr>
+              <w:t xml:space="preserve">1．求 </w:t>
+            </w:r>
+            <m:oMath>
+              <m:r>
+                <m:t xml:space="preserve">f</m:t>
+              </m:r>
+              <m:r>
+                <m:t xml:space="preserve">(</m:t>
+              </m:r>
+              <m:r>
+                <m:t xml:space="preserve">x</m:t>
+              </m:r>
+              <m:r>
+                <m:t xml:space="preserve">)</m:t>
+              </m:r>
+              <m:r>
+                <m:t xml:space="preserve">=</m:t>
+              </m:r>
+              <m:sSup>
+                <m:e>
+                  <m:r>
+                    <m:t xml:space="preserve">x</m:t>
+                  </m:r>
+                </m:e>
+                <m:sup>
+                  <m:r>
+                    <m:t xml:space="preserve">3</m:t>
+                  </m:r>
+                </m:sup>
+              </m:sSup>
+              <m:r>
+                <m:t xml:space="preserve">−</m:t>
+              </m:r>
+              <m:r>
+                <m:t xml:space="preserve">4</m:t>
+              </m:r>
+              <m:sSup>
+                <m:e>
+                  <m:r>
+                    <m:t xml:space="preserve">x</m:t>
+                  </m:r>
+                </m:e>
+                <m:sup>
+                  <m:r>
+                    <m:t xml:space="preserve">2</m:t>
+                  </m:r>
+                </m:sup>
+              </m:sSup>
+              <m:r>
+                <m:t xml:space="preserve">+</m:t>
+              </m:r>
+              <m:r>
+                <m:t xml:space="preserve">x</m:t>
+              </m:r>
+              <m:r>
+                <m:t xml:space="preserve">+</m:t>
+              </m:r>
+              <m:r>
+                <m:t xml:space="preserve">6</m:t>
+              </m:r>
+            </m:oMath>
+            <w:r>
+              <w:rPr>
+                <w:rFonts w:ascii="Calibri" w:hAnsi="Calibri" w:eastAsia="微軟正黑體"/>
+                <w:sz w:val="24"/>
+                <w:szCs w:val="24"/>
+              </w:rPr>
+              <w:t xml:space="preserve"> 的所有整係數一次因式。</w:t>
+            </w:r>
+          </w:p>
+          <w:p>
+            <w:pPr>
+              <w:spacing w:line="360" w:lineRule="auto" w:before="120" w:after="0"/>
+              <w:pBdr>
+                <w:bottom w:val="single" w:sz="5" w:space="4" w:color="AAAAAA"/>
+              </w:pBdr>
+            </w:pPr>
+            <w:r>
+              <w:rPr>
+                <w:sz w:val="32"/>
+                <w:szCs w:val="32"/>
+              </w:rPr>
+              <w:t xml:space="preserve"> </w:t>
+            </w:r>
+          </w:p>
+          <w:p>
+            <w:pPr>
+              <w:spacing w:line="360" w:lineRule="auto" w:before="120" w:after="0"/>
+              <w:pBdr>
+                <w:bottom w:val="single" w:sz="5" w:space="4" w:color="AAAAAA"/>
+              </w:pBdr>
+            </w:pPr>
+            <w:r>
+              <w:rPr>
+                <w:sz w:val="32"/>
+                <w:szCs w:val="32"/>
+              </w:rPr>
+              <w:t xml:space="preserve"> </w:t>
+            </w:r>
+          </w:p>
+          <w:p>
+            <w:pPr>
+              <w:spacing w:line="360" w:lineRule="auto" w:before="120" w:after="0"/>
+              <w:pBdr>
+                <w:bottom w:val="single" w:sz="5" w:space="4" w:color="AAAAAA"/>
+              </w:pBdr>
+            </w:pPr>
+            <w:r>
+              <w:rPr>
+                <w:sz w:val="32"/>
+                <w:szCs w:val="32"/>
+              </w:rPr>
+              <w:t xml:space="preserve"> </w:t>
+            </w:r>
+          </w:p>
+          <w:p>
+            <w:pPr>
+              <w:spacing w:line="360" w:lineRule="auto" w:before="120" w:after="0"/>
+              <w:pBdr>
+                <w:bottom w:val="single" w:sz="5" w:space="4" w:color="AAAAAA"/>
+              </w:pBdr>
+            </w:pPr>
+            <w:r>
+              <w:rPr>
+                <w:sz w:val="32"/>
+                <w:szCs w:val="32"/>
+              </w:rPr>
+              <w:t xml:space="preserve"> </w:t>
+            </w:r>
+          </w:p>
+          <w:p>
+            <w:pPr>
+              <w:spacing w:line="360" w:lineRule="auto" w:before="120" w:after="0"/>
+              <w:pBdr>
+                <w:bottom w:val="single" w:sz="5" w:space="4" w:color="AAAAAA"/>
+              </w:pBdr>
+            </w:pPr>
+            <w:r>
+              <w:rPr>
+                <w:sz w:val="32"/>
+                <w:szCs w:val="32"/>
+              </w:rPr>
+              <w:t xml:space="preserve"> </w:t>
+            </w:r>
+          </w:p>
+          <w:p>
+            <w:pPr>
+              <w:spacing w:line="360" w:lineRule="auto" w:before="120" w:after="0"/>
+              <w:pBdr>
+                <w:bottom w:val="single" w:sz="5" w:space="4" w:color="AAAAAA"/>
+              </w:pBdr>
+            </w:pPr>
+            <w:r>
+              <w:rPr>
+                <w:sz w:val="32"/>
+                <w:szCs w:val="32"/>
+              </w:rPr>
+              <w:t xml:space="preserve"> </w:t>
+            </w:r>
+          </w:p>
+        </w:tc>
+        <w:tc>
+          <w:tcPr>
+            <w:tcW w:w="4309" w:type="dxa"/>
+            <w:tcBorders>
+              <w:top w:val="single" w:sz="4" w:color="000000"/>
+              <w:left w:val="nil" w:sz="4" w:color="000000"/>
+              <w:bottom w:val="single" w:sz="4" w:color="000000"/>
+              <w:right w:val="single" w:sz="4" w:color="000000"/>
+            </w:tcBorders>
+            <w:tcMar>
+              <w:top w:w="70" w:type="dxa"/>
+              <w:left w:w="110" w:type="dxa"/>
+              <w:bottom w:w="70" w:type="dxa"/>
+              <w:right w:w="110" w:type="dxa"/>
+            </w:tcMar>
+            <w:vAlign w:val="top"/>
+          </w:tcPr>
+          <w:p>
+            <w:pPr>
+              <w:shd w:val="clear" w:color="auto" w:fill="F0F0F0"/>
+              <w:jc w:val="left"/>
+            </w:pPr>
+            <w:r>
+              <w:rPr>
+                <w:rFonts w:ascii="Calibri" w:hAnsi="Calibri" w:eastAsia="微軟正黑體"/>
+                <w:b/>
+                <w:bCs/>
+                <w:sz w:val="21"/>
+                <w:szCs w:val="21"/>
+              </w:rPr>
+              <w:t xml:space="preserve">找一次因式四步</w:t>
+            </w:r>
+          </w:p>
+          <w:p>
+            <w:pPr>
+              <w:shd w:val="clear" w:color="auto" w:fill="F0F0F0"/>
+              <w:jc w:val="left"/>
+            </w:pPr>
+            <w:r>
+              <w:rPr>
+                <w:rFonts w:ascii="Calibri" w:hAnsi="Calibri" w:eastAsia="微軟正黑體"/>
+                <w:sz w:val="20"/>
+                <w:szCs w:val="20"/>
+              </w:rPr>
+              <w:t xml:space="preserve">① 首項係數的因數 → a</w:t>
+            </w:r>
+          </w:p>
+          <w:p>
+            <w:pPr>
+              <w:shd w:val="clear" w:color="auto" w:fill="F0F0F0"/>
+              <w:jc w:val="left"/>
+            </w:pPr>
+            <w:r>
+              <w:rPr>
+                <w:rFonts w:ascii="Calibri" w:hAnsi="Calibri" w:eastAsia="微軟正黑體"/>
+                <w:sz w:val="20"/>
+                <w:szCs w:val="20"/>
+              </w:rPr>
+              <w:t xml:space="preserve">② 常數項的因數 → b（連負數）</w:t>
+            </w:r>
+          </w:p>
+          <w:p>
+            <w:pPr>
+              <w:shd w:val="clear" w:color="auto" w:fill="F0F0F0"/>
+              <w:jc w:val="left"/>
+            </w:pPr>
+            <w:r>
+              <w:rPr>
+                <w:rFonts w:ascii="Calibri" w:hAnsi="Calibri" w:eastAsia="微軟正黑體"/>
+                <w:sz w:val="20"/>
+                <w:szCs w:val="20"/>
+              </w:rPr>
+              <w:t xml:space="preserve">③ 組合候選</w:t>
+            </w:r>
+          </w:p>
+          <w:p>
+            <w:pPr>
+              <w:shd w:val="clear" w:color="auto" w:fill="F0F0F0"/>
+              <w:jc w:val="left"/>
+            </w:pPr>
+            <w:r>
+              <w:rPr>
+                <w:rFonts w:ascii="Calibri" w:hAnsi="Calibri" w:eastAsia="微軟正黑體"/>
+                <w:sz w:val="20"/>
+                <w:szCs w:val="20"/>
+              </w:rPr>
+              <w:t xml:space="preserve">④ 逐個代入，得 0 的就是</w:t>
+            </w:r>
+          </w:p>
+          <w:p>
+            <w:pPr>
+              <w:shd w:val="clear" w:color="auto" w:fill="F0F0F0"/>
+              <w:jc w:val="left"/>
+            </w:pPr>
+            <w:r>
+              <w:rPr>
+                <w:rFonts w:ascii="Calibri" w:hAnsi="Calibri" w:eastAsia="微軟正黑體"/>
+                <w:sz w:val="20"/>
+                <w:szCs w:val="20"/>
+              </w:rPr>
+              <w:t xml:space="preserve">（首項係數是 1，只要試常數項 6 的因數）</w:t>
+            </w:r>
+          </w:p>
+        </w:tc>
+      </w:tr>
+    </w:tbl>
+    <w:p>
+      <w:pPr>
+        <w:spacing w:line="360" w:lineRule="auto"/>
+      </w:pPr>
+    </w:p>
+    <w:tbl>
+      <w:tblPr>
+        <w:tblW w:w="11338" w:type="dxa"/>
+        <w:tblBorders>
+          <w:top w:val="single" w:sz="4" w:space="0" w:color="000000"/>
+          <w:left w:val="single" w:sz="4" w:space="0" w:color="000000"/>
+          <w:bottom w:val="single" w:sz="4" w:space="0" w:color="000000"/>
+          <w:right w:val="single" w:sz="4" w:space="0" w:color="000000"/>
+          <w:insideH w:val="single" w:sz="4" w:space="0" w:color="000000"/>
+          <w:insideV w:val="single" w:sz="4" w:space="0" w:color="000000"/>
+        </w:tblBorders>
+        <w:tblLayout w:type="fixed"/>
+      </w:tblPr>
+      <w:tblGrid>
+        <w:gridCol w:w="7029"/>
+        <w:gridCol w:w="4309"/>
+      </w:tblGrid>
+      <w:tr>
+        <w:trPr>
+          <w:cantSplit/>
+        </w:trPr>
+        <w:tc>
+          <w:tcPr>
+            <w:tcW w:w="7029" w:type="dxa"/>
+            <w:tcBorders>
+              <w:top w:val="single" w:sz="4" w:color="000000"/>
+              <w:left w:val="single" w:sz="4" w:color="000000"/>
+              <w:bottom w:val="single" w:sz="4" w:color="000000"/>
+              <w:right w:val="nil" w:sz="4" w:color="000000"/>
+            </w:tcBorders>
+            <w:tcMar>
+              <w:top w:w="70" w:type="dxa"/>
+              <w:left w:w="110" w:type="dxa"/>
+              <w:bottom w:w="70" w:type="dxa"/>
+              <w:right w:w="110" w:type="dxa"/>
+            </w:tcMar>
+            <w:vAlign w:val="top"/>
+          </w:tcPr>
+          <w:p>
+            <w:pPr>
+              <w:spacing w:line="360" w:lineRule="auto" w:after="80"/>
+              <w:jc w:val="left"/>
+            </w:pPr>
+            <w:r>
+              <w:rPr>
+                <w:rFonts w:ascii="Calibri" w:hAnsi="Calibri" w:eastAsia="微軟正黑體"/>
+                <w:sz w:val="24"/>
+                <w:szCs w:val="24"/>
+              </w:rPr>
+              <w:t xml:space="preserve">2．二次多項式 </w:t>
+            </w:r>
+            <m:oMath>
+              <m:r>
+                <m:t xml:space="preserve">f</m:t>
+              </m:r>
+              <m:r>
+                <m:t xml:space="preserve">(</m:t>
+              </m:r>
+              <m:r>
+                <m:t xml:space="preserve">x</m:t>
+              </m:r>
+              <m:r>
+                <m:t xml:space="preserve">)</m:t>
+              </m:r>
+            </m:oMath>
+            <w:r>
+              <w:rPr>
+                <w:rFonts w:ascii="Calibri" w:hAnsi="Calibri" w:eastAsia="微軟正黑體"/>
+                <w:sz w:val="24"/>
+                <w:szCs w:val="24"/>
+              </w:rPr>
+              <w:t xml:space="preserve"> 滿足 </w:t>
+            </w:r>
+            <m:oMath>
+              <m:r>
+                <m:t xml:space="preserve">f</m:t>
+              </m:r>
+              <m:r>
+                <m:t xml:space="preserve">(</m:t>
+              </m:r>
+              <m:r>
+                <m:t xml:space="preserve">0</m:t>
+              </m:r>
+              <m:r>
+                <m:t xml:space="preserve">)</m:t>
+              </m:r>
+              <m:r>
+                <m:t xml:space="preserve">=</m:t>
+              </m:r>
+              <m:r>
+                <m:t xml:space="preserve">0</m:t>
+              </m:r>
+            </m:oMath>
+            <w:r>
+              <w:rPr>
+                <w:rFonts w:ascii="Calibri" w:hAnsi="Calibri" w:eastAsia="微軟正黑體"/>
+                <w:sz w:val="24"/>
+                <w:szCs w:val="24"/>
+              </w:rPr>
+              <w:t xml:space="preserve">，</w:t>
+            </w:r>
+            <m:oMath>
+              <m:r>
+                <m:t xml:space="preserve">f</m:t>
+              </m:r>
+              <m:r>
+                <m:t xml:space="preserve">(</m:t>
+              </m:r>
+              <m:r>
+                <m:t xml:space="preserve">−</m:t>
+              </m:r>
+              <m:r>
+                <m:t xml:space="preserve">5</m:t>
+              </m:r>
+              <m:r>
+                <m:t xml:space="preserve">)</m:t>
+              </m:r>
+              <m:r>
+                <m:t xml:space="preserve">=</m:t>
+              </m:r>
+              <m:r>
+                <m:t xml:space="preserve">0</m:t>
+              </m:r>
+            </m:oMath>
+            <w:r>
+              <w:rPr>
+                <w:rFonts w:ascii="Calibri" w:hAnsi="Calibri" w:eastAsia="微軟正黑體"/>
+                <w:sz w:val="24"/>
+                <w:szCs w:val="24"/>
+              </w:rPr>
+              <w:t xml:space="preserve">，且 </w:t>
+            </w:r>
+            <m:oMath>
+              <m:r>
+                <m:t xml:space="preserve">f</m:t>
+              </m:r>
+              <m:r>
+                <m:t xml:space="preserve">(</m:t>
+              </m:r>
+              <m:r>
+                <m:t xml:space="preserve">1</m:t>
+              </m:r>
+              <m:r>
+                <m:t xml:space="preserve">)</m:t>
+              </m:r>
+              <m:r>
+                <m:t xml:space="preserve">=</m:t>
+              </m:r>
+              <m:r>
+                <m:t xml:space="preserve">9</m:t>
+              </m:r>
+            </m:oMath>
+            <w:r>
+              <w:rPr>
+                <w:rFonts w:ascii="Calibri" w:hAnsi="Calibri" w:eastAsia="微軟正黑體"/>
+                <w:sz w:val="24"/>
+                <w:szCs w:val="24"/>
+              </w:rPr>
+              <w:t xml:space="preserve">。求 </w:t>
+            </w:r>
+            <m:oMath>
+              <m:r>
+                <m:t xml:space="preserve">f</m:t>
+              </m:r>
+              <m:r>
+                <m:t xml:space="preserve">(</m:t>
+              </m:r>
+              <m:r>
+                <m:t xml:space="preserve">x</m:t>
+              </m:r>
+              <m:r>
+                <m:t xml:space="preserve">)</m:t>
+              </m:r>
+            </m:oMath>
+            <w:r>
+              <w:rPr>
+                <w:rFonts w:ascii="Calibri" w:hAnsi="Calibri" w:eastAsia="微軟正黑體"/>
+                <w:sz w:val="24"/>
+                <w:szCs w:val="24"/>
+              </w:rPr>
+              <w:t xml:space="preserve">。</w:t>
+            </w:r>
+          </w:p>
+          <w:p>
+            <w:pPr>
+              <w:spacing w:line="360" w:lineRule="auto" w:before="120" w:after="0"/>
+              <w:pBdr>
+                <w:bottom w:val="single" w:sz="5" w:space="4" w:color="AAAAAA"/>
+              </w:pBdr>
+            </w:pPr>
+            <w:r>
+              <w:rPr>
+                <w:sz w:val="32"/>
+                <w:szCs w:val="32"/>
+              </w:rPr>
+              <w:t xml:space="preserve"> </w:t>
+            </w:r>
+          </w:p>
+          <w:p>
+            <w:pPr>
+              <w:spacing w:line="360" w:lineRule="auto" w:before="120" w:after="0"/>
+              <w:pBdr>
+                <w:bottom w:val="single" w:sz="5" w:space="4" w:color="AAAAAA"/>
+              </w:pBdr>
+            </w:pPr>
+            <w:r>
+              <w:rPr>
+                <w:sz w:val="32"/>
+                <w:szCs w:val="32"/>
+              </w:rPr>
+              <w:t xml:space="preserve"> </w:t>
+            </w:r>
+          </w:p>
+          <w:p>
+            <w:pPr>
+              <w:spacing w:line="360" w:lineRule="auto" w:before="120" w:after="0"/>
+              <w:pBdr>
+                <w:bottom w:val="single" w:sz="5" w:space="4" w:color="AAAAAA"/>
+              </w:pBdr>
+            </w:pPr>
+            <w:r>
+              <w:rPr>
+                <w:sz w:val="32"/>
+                <w:szCs w:val="32"/>
+              </w:rPr>
+              <w:t xml:space="preserve"> </w:t>
+            </w:r>
+          </w:p>
+          <w:p>
+            <w:pPr>
+              <w:spacing w:line="360" w:lineRule="auto" w:before="120" w:after="0"/>
+              <w:pBdr>
+                <w:bottom w:val="single" w:sz="5" w:space="4" w:color="AAAAAA"/>
+              </w:pBdr>
+            </w:pPr>
+            <w:r>
+              <w:rPr>
+                <w:sz w:val="32"/>
+                <w:szCs w:val="32"/>
+              </w:rPr>
+              <w:t xml:space="preserve"> </w:t>
+            </w:r>
+          </w:p>
+          <w:p>
+            <w:pPr>
+              <w:spacing w:line="360" w:lineRule="auto" w:before="120" w:after="0"/>
+              <w:pBdr>
+                <w:bottom w:val="single" w:sz="5" w:space="4" w:color="AAAAAA"/>
+              </w:pBdr>
+            </w:pPr>
+            <w:r>
+              <w:rPr>
+                <w:sz w:val="32"/>
+                <w:szCs w:val="32"/>
+              </w:rPr>
+              <w:t xml:space="preserve"> </w:t>
+            </w:r>
+          </w:p>
+        </w:tc>
+        <w:tc>
+          <w:tcPr>
+            <w:tcW w:w="4309" w:type="dxa"/>
+            <w:tcBorders>
+              <w:top w:val="single" w:sz="4" w:color="000000"/>
+              <w:left w:val="nil" w:sz="4" w:color="000000"/>
+              <w:bottom w:val="single" w:sz="4" w:color="000000"/>
+              <w:right w:val="single" w:sz="4" w:color="000000"/>
+            </w:tcBorders>
+            <w:tcMar>
+              <w:top w:w="70" w:type="dxa"/>
+              <w:left w:w="110" w:type="dxa"/>
+              <w:bottom w:w="70" w:type="dxa"/>
+              <w:right w:w="110" w:type="dxa"/>
+            </w:tcMar>
+            <w:vAlign w:val="top"/>
+          </w:tcPr>
+          <w:p>
+            <w:pPr>
+              <w:shd w:val="clear" w:color="auto" w:fill="F0F0F0"/>
+              <w:jc w:val="left"/>
+            </w:pPr>
+            <w:r>
+              <w:rPr>
+                <w:rFonts w:ascii="Calibri" w:hAnsi="Calibri" w:eastAsia="微軟正黑體"/>
+                <w:b/>
+                <w:bCs/>
+                <w:sz w:val="21"/>
+                <w:szCs w:val="21"/>
+              </w:rPr>
+              <w:t xml:space="preserve">已知零點四步</w:t>
+            </w:r>
+          </w:p>
+          <w:p>
+            <w:pPr>
+              <w:shd w:val="clear" w:color="auto" w:fill="F0F0F0"/>
+              <w:jc w:val="left"/>
+            </w:pPr>
+            <w:r>
+              <w:rPr>
+                <w:rFonts w:ascii="Calibri" w:hAnsi="Calibri" w:eastAsia="微軟正黑體"/>
+                <w:sz w:val="20"/>
+                <w:szCs w:val="20"/>
+              </w:rPr>
+              <w:t xml:space="preserve">① 每個零點寫一個括號，前面乘 a</w:t>
+            </w:r>
+          </w:p>
+          <w:p>
+            <w:pPr>
+              <w:shd w:val="clear" w:color="auto" w:fill="F0F0F0"/>
+              <w:jc w:val="left"/>
+            </w:pPr>
+            <w:r>
+              <w:rPr>
+                <w:rFonts w:ascii="Calibri" w:hAnsi="Calibri" w:eastAsia="微軟正黑體"/>
+                <w:sz w:val="20"/>
+                <w:szCs w:val="20"/>
+              </w:rPr>
+              <w:t xml:space="preserve">② 代入另外那一點</w:t>
+            </w:r>
+          </w:p>
+          <w:p>
+            <w:pPr>
+              <w:shd w:val="clear" w:color="auto" w:fill="F0F0F0"/>
+              <w:jc w:val="left"/>
+            </w:pPr>
+            <w:r>
+              <w:rPr>
+                <w:rFonts w:ascii="Calibri" w:hAnsi="Calibri" w:eastAsia="微軟正黑體"/>
+                <w:sz w:val="20"/>
+                <w:szCs w:val="20"/>
+              </w:rPr>
+              <w:t xml:space="preserve">③ 解出 a</w:t>
+            </w:r>
+          </w:p>
+          <w:p>
+            <w:pPr>
+              <w:shd w:val="clear" w:color="auto" w:fill="F0F0F0"/>
+              <w:jc w:val="left"/>
+            </w:pPr>
+            <w:r>
+              <w:rPr>
+                <w:rFonts w:ascii="Calibri" w:hAnsi="Calibri" w:eastAsia="微軟正黑體"/>
+                <w:sz w:val="20"/>
+                <w:szCs w:val="20"/>
+              </w:rPr>
+              <w:t xml:space="preserve">④ 代回寫答案</w:t>
+            </w:r>
+          </w:p>
+        </w:tc>
+      </w:tr>
+    </w:tbl>
+    <w:p>
+      <w:pPr>
+        <w:spacing w:line="360" w:lineRule="auto"/>
+      </w:pPr>
+    </w:p>
+    <w:p>
+      <w:pPr>
+        <w:pageBreakBefore/>
+        <w:keepNext/>
+        <w:spacing w:line="360" w:lineRule="auto" w:after="80"/>
+        <w:jc w:val="left"/>
+      </w:pPr>
+      <w:r>
+        <w:rPr>
+          <w:rFonts w:ascii="Calibri" w:hAnsi="Calibri" w:eastAsia="微軟正黑體"/>
+          <w:b/>
+          <w:bCs/>
+          <w:sz w:val="28"/>
+          <w:szCs w:val="28"/>
+        </w:rPr>
+        <w:t xml:space="preserve">二、練習B（★★☆）</w:t>
+      </w:r>
+    </w:p>
+    <w:p>
+      <w:pPr>
+        <w:spacing w:line="360" w:lineRule="auto" w:after="80"/>
+        <w:shd w:val="clear" w:color="auto" w:fill="F0F0F0"/>
+        <w:pBdr>
+          <w:left w:val="single" w:sz="18" w:space="8" w:color="555555"/>
+        </w:pBdr>
+        <w:jc w:val="left"/>
+      </w:pPr>
+      <w:r>
+        <w:rPr>
+          <w:rFonts w:ascii="Calibri" w:hAnsi="Calibri" w:eastAsia="微軟正黑體"/>
+          <w:sz w:val="24"/>
+          <w:szCs w:val="24"/>
+        </w:rPr>
+        <w:t xml:space="preserve">找一次因式：</w:t>
+      </w:r>
+      <m:oMath>
+        <m:r>
+          <m:t xml:space="preserve">a</m:t>
+        </m:r>
+      </m:oMath>
+      <w:r>
+        <w:rPr>
+          <w:rFonts w:ascii="Calibri" w:hAnsi="Calibri" w:eastAsia="微軟正黑體"/>
+          <w:sz w:val="24"/>
+          <w:szCs w:val="24"/>
+        </w:rPr>
+        <w:t xml:space="preserve"> 除首項，</w:t>
+      </w:r>
+      <m:oMath>
+        <m:r>
+          <m:t xml:space="preserve">b</m:t>
+        </m:r>
+      </m:oMath>
+      <w:r>
+        <w:rPr>
+          <w:rFonts w:ascii="Calibri" w:hAnsi="Calibri" w:eastAsia="微軟正黑體"/>
+          <w:sz w:val="24"/>
+          <w:szCs w:val="24"/>
+        </w:rPr>
+        <w:t xml:space="preserve"> 除常數項，首項不是 1 要試分數。已知零點：先寫樣子，再代點求 </w:t>
+      </w:r>
+      <m:oMath>
+        <m:r>
+          <m:t xml:space="preserve">a</m:t>
+        </m:r>
+      </m:oMath>
+      <w:r>
+        <w:rPr>
+          <w:rFonts w:ascii="Calibri" w:hAnsi="Calibri" w:eastAsia="微軟正黑體"/>
+          <w:sz w:val="24"/>
+          <w:szCs w:val="24"/>
+        </w:rPr>
+        <w:t xml:space="preserve">。</w:t>
       </w:r>
     </w:p>
     <w:tbl>
@@ -104,13 +857,46 @@
                 <w:sz w:val="24"/>
                 <w:szCs w:val="24"/>
               </w:rPr>
-              <w:t xml:space="preserve">1．求 </w:t>
-            </w:r>
-            <m:oMath>
+              <w:t xml:space="preserve">3．求 </w:t>
+            </w:r>
+            <m:oMath>
+              <m:r>
+                <m:t xml:space="preserve">f</m:t>
+              </m:r>
+              <m:r>
+                <m:t xml:space="preserve">(</m:t>
+              </m:r>
+              <m:r>
+                <m:t xml:space="preserve">x</m:t>
+              </m:r>
+              <m:r>
+                <m:t xml:space="preserve">)</m:t>
+              </m:r>
+              <m:r>
+                <m:t xml:space="preserve">=</m:t>
+              </m:r>
+              <m:r>
+                <m:t xml:space="preserve">2</m:t>
+              </m:r>
               <m:sSup>
                 <m:e>
                   <m:r>
-                    <m:t xml:space="preserve">f(x) = x</m:t>
+                    <m:t xml:space="preserve">x</m:t>
+                  </m:r>
+                </m:e>
+                <m:sup>
+                  <m:r>
+                    <m:t xml:space="preserve">4</m:t>
+                  </m:r>
+                </m:sup>
+              </m:sSup>
+              <m:r>
+                <m:t xml:space="preserve">+</m:t>
+              </m:r>
+              <m:sSup>
+                <m:e>
+                  <m:r>
+                    <m:t xml:space="preserve">x</m:t>
                   </m:r>
                 </m:e>
                 <m:sup>
@@ -119,10 +905,13 @@
                   </m:r>
                 </m:sup>
               </m:sSup>
+              <m:r>
+                <m:t xml:space="preserve">−</m:t>
+              </m:r>
               <m:sSup>
                 <m:e>
                   <m:r>
-                    <m:t xml:space="preserve">−4x</m:t>
+                    <m:t xml:space="preserve">x</m:t>
                   </m:r>
                 </m:e>
                 <m:sup>
@@ -132,16 +921,58 @@
                 </m:sup>
               </m:sSup>
               <m:r>
-                <m:t xml:space="preserve">+x+6</m:t>
-              </m:r>
-            </m:oMath>
-            <w:r>
-              <w:rPr>
-                <w:rFonts w:ascii="Calibri" w:hAnsi="Calibri" w:eastAsia="微軟正黑體"/>
-                <w:sz w:val="24"/>
-                <w:szCs w:val="24"/>
-              </w:rPr>
-              <w:t xml:space="preserve"> 的所有整係數一次因式。（提示：最高次項係數 1，只需要試常數項 6 的因數：±1,±2,±3,±6）</w:t>
+                <m:t xml:space="preserve">+</m:t>
+              </m:r>
+              <m:r>
+                <m:t xml:space="preserve">8</m:t>
+              </m:r>
+              <m:r>
+                <m:t xml:space="preserve">x</m:t>
+              </m:r>
+              <m:r>
+                <m:t xml:space="preserve">−</m:t>
+              </m:r>
+              <m:r>
+                <m:t xml:space="preserve">4</m:t>
+              </m:r>
+            </m:oMath>
+            <w:r>
+              <w:rPr>
+                <w:rFonts w:ascii="Calibri" w:hAnsi="Calibri" w:eastAsia="微軟正黑體"/>
+                <w:sz w:val="24"/>
+                <w:szCs w:val="24"/>
+              </w:rPr>
+              <w:t xml:space="preserve"> 的所有整係數一次因式。</w:t>
+            </w:r>
+          </w:p>
+          <w:p>
+            <w:pPr>
+              <w:spacing w:line="360" w:lineRule="auto" w:before="120" w:after="0"/>
+              <w:pBdr>
+                <w:bottom w:val="single" w:sz="5" w:space="4" w:color="AAAAAA"/>
+              </w:pBdr>
+            </w:pPr>
+            <w:r>
+              <w:rPr>
+                <w:sz w:val="32"/>
+                <w:szCs w:val="32"/>
+              </w:rPr>
+              <w:t xml:space="preserve"> </w:t>
+            </w:r>
+          </w:p>
+          <w:p>
+            <w:pPr>
+              <w:spacing w:line="360" w:lineRule="auto" w:before="120" w:after="0"/>
+              <w:pBdr>
+                <w:bottom w:val="single" w:sz="5" w:space="4" w:color="AAAAAA"/>
+              </w:pBdr>
+            </w:pPr>
+            <w:r>
+              <w:rPr>
+                <w:sz w:val="32"/>
+                <w:szCs w:val="32"/>
+              </w:rPr>
+              <w:t xml:space="preserve"> </w:t>
             </w:r>
           </w:p>
           <w:p>
@@ -266,7 +1097,155 @@
                 <w:sz w:val="24"/>
                 <w:szCs w:val="24"/>
               </w:rPr>
-              <w:t xml:space="preserve">2．已知二次多項式 f(x)，f(0)=f(−5)=0，且 f(1)=9，求 f(x)。</w:t>
+              <w:t xml:space="preserve">4．三次多項式 </w:t>
+            </w:r>
+            <m:oMath>
+              <m:r>
+                <m:t xml:space="preserve">f</m:t>
+              </m:r>
+              <m:r>
+                <m:t xml:space="preserve">(</m:t>
+              </m:r>
+              <m:r>
+                <m:t xml:space="preserve">x</m:t>
+              </m:r>
+              <m:r>
+                <m:t xml:space="preserve">)</m:t>
+              </m:r>
+            </m:oMath>
+            <w:r>
+              <w:rPr>
+                <w:rFonts w:ascii="Calibri" w:hAnsi="Calibri" w:eastAsia="微軟正黑體"/>
+                <w:sz w:val="24"/>
+                <w:szCs w:val="24"/>
+              </w:rPr>
+              <w:t xml:space="preserve"> 滿足 </w:t>
+            </w:r>
+            <m:oMath>
+              <m:r>
+                <m:t xml:space="preserve">f</m:t>
+              </m:r>
+              <m:r>
+                <m:t xml:space="preserve">(</m:t>
+              </m:r>
+              <m:r>
+                <m:t xml:space="preserve">1</m:t>
+              </m:r>
+              <m:r>
+                <m:t xml:space="preserve">)</m:t>
+              </m:r>
+              <m:r>
+                <m:t xml:space="preserve">=</m:t>
+              </m:r>
+              <m:r>
+                <m:t xml:space="preserve">f</m:t>
+              </m:r>
+              <m:r>
+                <m:t xml:space="preserve">(</m:t>
+              </m:r>
+              <m:r>
+                <m:t xml:space="preserve">−</m:t>
+              </m:r>
+              <m:r>
+                <m:t xml:space="preserve">2</m:t>
+              </m:r>
+              <m:r>
+                <m:t xml:space="preserve">)</m:t>
+              </m:r>
+              <m:r>
+                <m:t xml:space="preserve">=</m:t>
+              </m:r>
+              <m:r>
+                <m:t xml:space="preserve">f</m:t>
+              </m:r>
+              <m:r>
+                <m:t xml:space="preserve">(</m:t>
+              </m:r>
+              <m:r>
+                <m:t xml:space="preserve">3</m:t>
+              </m:r>
+              <m:r>
+                <m:t xml:space="preserve">)</m:t>
+              </m:r>
+              <m:r>
+                <m:t xml:space="preserve">=</m:t>
+              </m:r>
+              <m:r>
+                <m:t xml:space="preserve">0</m:t>
+              </m:r>
+            </m:oMath>
+            <w:r>
+              <w:rPr>
+                <w:rFonts w:ascii="Calibri" w:hAnsi="Calibri" w:eastAsia="微軟正黑體"/>
+                <w:sz w:val="24"/>
+                <w:szCs w:val="24"/>
+              </w:rPr>
+              <w:t xml:space="preserve">，且 </w:t>
+            </w:r>
+            <m:oMath>
+              <m:r>
+                <m:t xml:space="preserve">f</m:t>
+              </m:r>
+              <m:r>
+                <m:t xml:space="preserve">(</m:t>
+              </m:r>
+              <m:r>
+                <m:t xml:space="preserve">0</m:t>
+              </m:r>
+              <m:r>
+                <m:t xml:space="preserve">)</m:t>
+              </m:r>
+              <m:r>
+                <m:t xml:space="preserve">=</m:t>
+              </m:r>
+              <m:r>
+                <m:t xml:space="preserve">12</m:t>
+              </m:r>
+            </m:oMath>
+            <w:r>
+              <w:rPr>
+                <w:rFonts w:ascii="Calibri" w:hAnsi="Calibri" w:eastAsia="微軟正黑體"/>
+                <w:sz w:val="24"/>
+                <w:szCs w:val="24"/>
+              </w:rPr>
+              <w:t xml:space="preserve">。求 </w:t>
+            </w:r>
+            <m:oMath>
+              <m:r>
+                <m:t xml:space="preserve">f</m:t>
+              </m:r>
+              <m:r>
+                <m:t xml:space="preserve">(</m:t>
+              </m:r>
+              <m:r>
+                <m:t xml:space="preserve">x</m:t>
+              </m:r>
+              <m:r>
+                <m:t xml:space="preserve">)</m:t>
+              </m:r>
+            </m:oMath>
+            <w:r>
+              <w:rPr>
+                <w:rFonts w:ascii="Calibri" w:hAnsi="Calibri" w:eastAsia="微軟正黑體"/>
+                <w:sz w:val="24"/>
+                <w:szCs w:val="24"/>
+              </w:rPr>
+              <w:t xml:space="preserve">。</w:t>
+            </w:r>
+          </w:p>
+          <w:p>
+            <w:pPr>
+              <w:spacing w:line="360" w:lineRule="auto" w:before="120" w:after="0"/>
+              <w:pBdr>
+                <w:bottom w:val="single" w:sz="5" w:space="4" w:color="AAAAAA"/>
+              </w:pBdr>
+            </w:pPr>
+            <w:r>
+              <w:rPr>
+                <w:sz w:val="32"/>
+                <w:szCs w:val="32"/>
+              </w:rPr>
+              <w:t xml:space="preserve"> </w:t>
             </w:r>
           </w:p>
           <w:p>
@@ -339,321 +1318,7 @@
     </w:p>
     <w:p>
       <w:pPr>
-        <w:spacing w:line="360" w:lineRule="auto" w:after="80"/>
-        <w:jc w:val="left"/>
-      </w:pPr>
-      <w:r>
-        <w:rPr>
-          <w:rFonts w:ascii="Calibri" w:hAnsi="Calibri" w:eastAsia="微軟正黑體"/>
-          <w:b/>
-          <w:bCs/>
-          <w:sz w:val="28"/>
-          <w:szCs w:val="28"/>
-        </w:rPr>
-        <w:t xml:space="preserve">二、練習B（★★☆）</w:t>
-      </w:r>
-    </w:p>
-    <w:tbl>
-      <w:tblPr>
-        <w:tblW w:w="11338" w:type="dxa"/>
-        <w:tblBorders>
-          <w:top w:val="single" w:sz="4" w:space="0" w:color="000000"/>
-          <w:left w:val="single" w:sz="4" w:space="0" w:color="000000"/>
-          <w:bottom w:val="single" w:sz="4" w:space="0" w:color="000000"/>
-          <w:right w:val="single" w:sz="4" w:space="0" w:color="000000"/>
-        </w:tblBorders>
-        <w:tblLayout w:type="fixed"/>
-      </w:tblPr>
-      <w:tblGrid>
-        <w:gridCol w:w="11338"/>
-      </w:tblGrid>
-      <w:tr>
-        <w:trPr>
-          <w:cantSplit/>
-        </w:trPr>
-        <w:tc>
-          <w:tcPr>
-            <w:tcW w:w="11338" w:type="dxa"/>
-            <w:tcMar>
-              <w:top w:w="80" w:type="dxa"/>
-              <w:left w:w="120" w:type="dxa"/>
-              <w:bottom w:w="80" w:type="dxa"/>
-              <w:right w:w="120" w:type="dxa"/>
-            </w:tcMar>
-          </w:tcPr>
-          <w:p>
-            <w:pPr>
-              <w:spacing w:line="360" w:lineRule="auto" w:after="80"/>
-              <w:jc w:val="left"/>
-            </w:pPr>
-            <w:r>
-              <w:rPr>
-                <w:rFonts w:ascii="Calibri" w:hAnsi="Calibri" w:eastAsia="微軟正黑體"/>
-                <w:sz w:val="24"/>
-                <w:szCs w:val="24"/>
-              </w:rPr>
-              <w:t xml:space="preserve">1．求 </w:t>
-            </w:r>
-            <m:oMath>
-              <m:sSup>
-                <m:e>
-                  <m:r>
-                    <m:t xml:space="preserve">f(x) = 2x</m:t>
-                  </m:r>
-                </m:e>
-                <m:sup>
-                  <m:r>
-                    <m:t xml:space="preserve">4</m:t>
-                  </m:r>
-                </m:sup>
-              </m:sSup>
-              <m:sSup>
-                <m:e>
-                  <m:r>
-                    <m:t xml:space="preserve">+x</m:t>
-                  </m:r>
-                </m:e>
-                <m:sup>
-                  <m:r>
-                    <m:t xml:space="preserve">3</m:t>
-                  </m:r>
-                </m:sup>
-              </m:sSup>
-              <m:sSup>
-                <m:e>
-                  <m:r>
-                    <m:t xml:space="preserve">−x</m:t>
-                  </m:r>
-                </m:e>
-                <m:sup>
-                  <m:r>
-                    <m:t xml:space="preserve">2</m:t>
-                  </m:r>
-                </m:sup>
-              </m:sSup>
-              <m:r>
-                <m:t xml:space="preserve">+8x−4</m:t>
-              </m:r>
-            </m:oMath>
-            <w:r>
-              <w:rPr>
-                <w:rFonts w:ascii="Calibri" w:hAnsi="Calibri" w:eastAsia="微軟正黑體"/>
-                <w:sz w:val="24"/>
-                <w:szCs w:val="24"/>
-              </w:rPr>
-              <w:t xml:space="preserve"> 的所有整係數一次因式。（提示：最高次項係數 2 → a 可能是 ±1,±2；常數項 −4 → b 可能是 ±1,±2,±4）</w:t>
-            </w:r>
-          </w:p>
-          <w:p>
-            <w:pPr>
-              <w:spacing w:line="360" w:lineRule="auto" w:before="120" w:after="0"/>
-              <w:pBdr>
-                <w:bottom w:val="single" w:sz="5" w:space="4" w:color="AAAAAA"/>
-              </w:pBdr>
-            </w:pPr>
-            <w:r>
-              <w:rPr>
-                <w:sz w:val="32"/>
-                <w:szCs w:val="32"/>
-              </w:rPr>
-              <w:t xml:space="preserve"> </w:t>
-            </w:r>
-          </w:p>
-          <w:p>
-            <w:pPr>
-              <w:spacing w:line="360" w:lineRule="auto" w:before="120" w:after="0"/>
-              <w:pBdr>
-                <w:bottom w:val="single" w:sz="5" w:space="4" w:color="AAAAAA"/>
-              </w:pBdr>
-            </w:pPr>
-            <w:r>
-              <w:rPr>
-                <w:sz w:val="32"/>
-                <w:szCs w:val="32"/>
-              </w:rPr>
-              <w:t xml:space="preserve"> </w:t>
-            </w:r>
-          </w:p>
-          <w:p>
-            <w:pPr>
-              <w:spacing w:line="360" w:lineRule="auto" w:before="120" w:after="0"/>
-              <w:pBdr>
-                <w:bottom w:val="single" w:sz="5" w:space="4" w:color="AAAAAA"/>
-              </w:pBdr>
-            </w:pPr>
-            <w:r>
-              <w:rPr>
-                <w:sz w:val="32"/>
-                <w:szCs w:val="32"/>
-              </w:rPr>
-              <w:t xml:space="preserve"> </w:t>
-            </w:r>
-          </w:p>
-          <w:p>
-            <w:pPr>
-              <w:spacing w:line="360" w:lineRule="auto" w:before="120" w:after="0"/>
-              <w:pBdr>
-                <w:bottom w:val="single" w:sz="5" w:space="4" w:color="AAAAAA"/>
-              </w:pBdr>
-            </w:pPr>
-            <w:r>
-              <w:rPr>
-                <w:sz w:val="32"/>
-                <w:szCs w:val="32"/>
-              </w:rPr>
-              <w:t xml:space="preserve"> </w:t>
-            </w:r>
-          </w:p>
-          <w:p>
-            <w:pPr>
-              <w:spacing w:line="360" w:lineRule="auto" w:before="120" w:after="0"/>
-              <w:pBdr>
-                <w:bottom w:val="single" w:sz="5" w:space="4" w:color="AAAAAA"/>
-              </w:pBdr>
-            </w:pPr>
-            <w:r>
-              <w:rPr>
-                <w:sz w:val="32"/>
-                <w:szCs w:val="32"/>
-              </w:rPr>
-              <w:t xml:space="preserve"> </w:t>
-            </w:r>
-          </w:p>
-          <w:p>
-            <w:pPr>
-              <w:spacing w:line="360" w:lineRule="auto" w:before="120" w:after="0"/>
-              <w:pBdr>
-                <w:bottom w:val="single" w:sz="5" w:space="4" w:color="AAAAAA"/>
-              </w:pBdr>
-            </w:pPr>
-            <w:r>
-              <w:rPr>
-                <w:sz w:val="32"/>
-                <w:szCs w:val="32"/>
-              </w:rPr>
-              <w:t xml:space="preserve"> </w:t>
-            </w:r>
-          </w:p>
-        </w:tc>
-      </w:tr>
-    </w:tbl>
-    <w:p>
-      <w:pPr>
-        <w:spacing w:line="360" w:lineRule="auto"/>
-      </w:pPr>
-    </w:p>
-    <w:tbl>
-      <w:tblPr>
-        <w:tblW w:w="11338" w:type="dxa"/>
-        <w:tblBorders>
-          <w:top w:val="single" w:sz="4" w:space="0" w:color="000000"/>
-          <w:left w:val="single" w:sz="4" w:space="0" w:color="000000"/>
-          <w:bottom w:val="single" w:sz="4" w:space="0" w:color="000000"/>
-          <w:right w:val="single" w:sz="4" w:space="0" w:color="000000"/>
-        </w:tblBorders>
-        <w:tblLayout w:type="fixed"/>
-      </w:tblPr>
-      <w:tblGrid>
-        <w:gridCol w:w="11338"/>
-      </w:tblGrid>
-      <w:tr>
-        <w:trPr>
-          <w:cantSplit/>
-        </w:trPr>
-        <w:tc>
-          <w:tcPr>
-            <w:tcW w:w="11338" w:type="dxa"/>
-            <w:tcMar>
-              <w:top w:w="80" w:type="dxa"/>
-              <w:left w:w="120" w:type="dxa"/>
-              <w:bottom w:w="80" w:type="dxa"/>
-              <w:right w:w="120" w:type="dxa"/>
-            </w:tcMar>
-          </w:tcPr>
-          <w:p>
-            <w:pPr>
-              <w:spacing w:line="360" w:lineRule="auto" w:after="80"/>
-              <w:jc w:val="left"/>
-            </w:pPr>
-            <w:r>
-              <w:rPr>
-                <w:rFonts w:ascii="Calibri" w:hAnsi="Calibri" w:eastAsia="微軟正黑體"/>
-                <w:sz w:val="24"/>
-                <w:szCs w:val="24"/>
-              </w:rPr>
-              <w:t xml:space="preserve">2．已知三次多項式 f(x)，f(1)=f(−2)=f(3)=0，且 f(0)=12，求 f(x)。</w:t>
-            </w:r>
-          </w:p>
-          <w:p>
-            <w:pPr>
-              <w:spacing w:line="360" w:lineRule="auto" w:before="120" w:after="0"/>
-              <w:pBdr>
-                <w:bottom w:val="single" w:sz="5" w:space="4" w:color="AAAAAA"/>
-              </w:pBdr>
-            </w:pPr>
-            <w:r>
-              <w:rPr>
-                <w:sz w:val="32"/>
-                <w:szCs w:val="32"/>
-              </w:rPr>
-              <w:t xml:space="preserve"> </w:t>
-            </w:r>
-          </w:p>
-          <w:p>
-            <w:pPr>
-              <w:spacing w:line="360" w:lineRule="auto" w:before="120" w:after="0"/>
-              <w:pBdr>
-                <w:bottom w:val="single" w:sz="5" w:space="4" w:color="AAAAAA"/>
-              </w:pBdr>
-            </w:pPr>
-            <w:r>
-              <w:rPr>
-                <w:sz w:val="32"/>
-                <w:szCs w:val="32"/>
-              </w:rPr>
-              <w:t xml:space="preserve"> </w:t>
-            </w:r>
-          </w:p>
-          <w:p>
-            <w:pPr>
-              <w:spacing w:line="360" w:lineRule="auto" w:before="120" w:after="0"/>
-              <w:pBdr>
-                <w:bottom w:val="single" w:sz="5" w:space="4" w:color="AAAAAA"/>
-              </w:pBdr>
-            </w:pPr>
-            <w:r>
-              <w:rPr>
-                <w:sz w:val="32"/>
-                <w:szCs w:val="32"/>
-              </w:rPr>
-              <w:t xml:space="preserve"> </w:t>
-            </w:r>
-          </w:p>
-          <w:p>
-            <w:pPr>
-              <w:spacing w:line="360" w:lineRule="auto" w:before="120" w:after="0"/>
-              <w:pBdr>
-                <w:bottom w:val="single" w:sz="5" w:space="4" w:color="AAAAAA"/>
-              </w:pBdr>
-            </w:pPr>
-            <w:r>
-              <w:rPr>
-                <w:sz w:val="32"/>
-                <w:szCs w:val="32"/>
-              </w:rPr>
-              <w:t xml:space="preserve"> </w:t>
-            </w:r>
-          </w:p>
-        </w:tc>
-      </w:tr>
-    </w:tbl>
-    <w:p>
-      <w:pPr>
-        <w:spacing w:line="360" w:lineRule="auto"/>
-      </w:pPr>
-    </w:p>
-    <w:p>
-      <w:pPr>
+        <w:keepNext/>
         <w:spacing w:line="360" w:lineRule="auto" w:after="80"/>
         <w:jc w:val="left"/>
       </w:pPr>
@@ -707,13 +1372,28 @@
                 <w:sz w:val="24"/>
                 <w:szCs w:val="24"/>
               </w:rPr>
-              <w:t xml:space="preserve">1．求 </w:t>
-            </w:r>
-            <m:oMath>
+              <w:t xml:space="preserve">5．求 </w:t>
+            </w:r>
+            <m:oMath>
+              <m:r>
+                <m:t xml:space="preserve">f</m:t>
+              </m:r>
+              <m:r>
+                <m:t xml:space="preserve">(</m:t>
+              </m:r>
+              <m:r>
+                <m:t xml:space="preserve">x</m:t>
+              </m:r>
+              <m:r>
+                <m:t xml:space="preserve">)</m:t>
+              </m:r>
+              <m:r>
+                <m:t xml:space="preserve">=</m:t>
+              </m:r>
               <m:sSup>
                 <m:e>
                   <m:r>
-                    <m:t xml:space="preserve">f(x) = x</m:t>
+                    <m:t xml:space="preserve">x</m:t>
                   </m:r>
                 </m:e>
                 <m:sup>
@@ -722,10 +1402,13 @@
                   </m:r>
                 </m:sup>
               </m:sSup>
+              <m:r>
+                <m:t xml:space="preserve">−</m:t>
+              </m:r>
               <m:sSup>
                 <m:e>
                   <m:r>
-                    <m:t xml:space="preserve">−x</m:t>
+                    <m:t xml:space="preserve">x</m:t>
                   </m:r>
                 </m:e>
                 <m:sup>
@@ -734,10 +1417,16 @@
                   </m:r>
                 </m:sup>
               </m:sSup>
+              <m:r>
+                <m:t xml:space="preserve">−</m:t>
+              </m:r>
+              <m:r>
+                <m:t xml:space="preserve">7</m:t>
+              </m:r>
               <m:sSup>
                 <m:e>
                   <m:r>
-                    <m:t xml:space="preserve">−7x</m:t>
+                    <m:t xml:space="preserve">x</m:t>
                   </m:r>
                 </m:e>
                 <m:sup>
@@ -747,16 +1436,68 @@
                 </m:sup>
               </m:sSup>
               <m:r>
-                <m:t xml:space="preserve">+x+6</m:t>
-              </m:r>
-            </m:oMath>
-            <w:r>
-              <w:rPr>
-                <w:rFonts w:ascii="Calibri" w:hAnsi="Calibri" w:eastAsia="微軟正黑體"/>
-                <w:sz w:val="24"/>
-                <w:szCs w:val="24"/>
-              </w:rPr>
-              <w:t xml:space="preserve"> 的所有整係數一次因式，並求 f(x)=0 的所有根。</w:t>
+                <m:t xml:space="preserve">+</m:t>
+              </m:r>
+              <m:r>
+                <m:t xml:space="preserve">x</m:t>
+              </m:r>
+              <m:r>
+                <m:t xml:space="preserve">+</m:t>
+              </m:r>
+              <m:r>
+                <m:t xml:space="preserve">6</m:t>
+              </m:r>
+            </m:oMath>
+            <w:r>
+              <w:rPr>
+                <w:rFonts w:ascii="Calibri" w:hAnsi="Calibri" w:eastAsia="微軟正黑體"/>
+                <w:sz w:val="24"/>
+                <w:szCs w:val="24"/>
+              </w:rPr>
+              <w:t xml:space="preserve"> 的所有整係數一次因式，並求方程 </w:t>
+            </w:r>
+            <m:oMath>
+              <m:r>
+                <m:t xml:space="preserve">f</m:t>
+              </m:r>
+              <m:r>
+                <m:t xml:space="preserve">(</m:t>
+              </m:r>
+              <m:r>
+                <m:t xml:space="preserve">x</m:t>
+              </m:r>
+              <m:r>
+                <m:t xml:space="preserve">)</m:t>
+              </m:r>
+              <m:r>
+                <m:t xml:space="preserve">=</m:t>
+              </m:r>
+              <m:r>
+                <m:t xml:space="preserve">0</m:t>
+              </m:r>
+            </m:oMath>
+            <w:r>
+              <w:rPr>
+                <w:rFonts w:ascii="Calibri" w:hAnsi="Calibri" w:eastAsia="微軟正黑體"/>
+                <w:sz w:val="24"/>
+                <w:szCs w:val="24"/>
+              </w:rPr>
+              <w:t xml:space="preserve"> 的所有根。</w:t>
+            </w:r>
+          </w:p>
+          <w:p>
+            <w:pPr>
+              <w:spacing w:line="360" w:lineRule="auto" w:before="120" w:after="0"/>
+              <w:pBdr>
+                <w:bottom w:val="single" w:sz="5" w:space="4" w:color="AAAAAA"/>
+              </w:pBdr>
+            </w:pPr>
+            <w:r>
+              <w:rPr>
+                <w:sz w:val="32"/>
+                <w:szCs w:val="32"/>
+              </w:rPr>
+              <w:t xml:space="preserve"> </w:t>
             </w:r>
           </w:p>
           <w:p>
@@ -896,7 +1637,167 @@
                 <w:sz w:val="24"/>
                 <w:szCs w:val="24"/>
               </w:rPr>
-              <w:t xml:space="preserve">2．設三次多項式 g(x)，若 g(1)=g(2)=g(3)=5，且 g(4)=11，求 g(x)。（提示：先設 h(x)=g(x)−5，想想 h(x) 有哪些零點）</w:t>
+              <w:t xml:space="preserve">6．三次多項式 </w:t>
+            </w:r>
+            <m:oMath>
+              <m:r>
+                <m:t xml:space="preserve">g</m:t>
+              </m:r>
+              <m:r>
+                <m:t xml:space="preserve">(</m:t>
+              </m:r>
+              <m:r>
+                <m:t xml:space="preserve">x</m:t>
+              </m:r>
+              <m:r>
+                <m:t xml:space="preserve">)</m:t>
+              </m:r>
+            </m:oMath>
+            <w:r>
+              <w:rPr>
+                <w:rFonts w:ascii="Calibri" w:hAnsi="Calibri" w:eastAsia="微軟正黑體"/>
+                <w:sz w:val="24"/>
+                <w:szCs w:val="24"/>
+              </w:rPr>
+              <w:t xml:space="preserve"> 滿足 </w:t>
+            </w:r>
+            <m:oMath>
+              <m:r>
+                <m:t xml:space="preserve">g</m:t>
+              </m:r>
+              <m:r>
+                <m:t xml:space="preserve">(</m:t>
+              </m:r>
+              <m:r>
+                <m:t xml:space="preserve">1</m:t>
+              </m:r>
+              <m:r>
+                <m:t xml:space="preserve">)</m:t>
+              </m:r>
+              <m:r>
+                <m:t xml:space="preserve">=</m:t>
+              </m:r>
+              <m:r>
+                <m:t xml:space="preserve">g</m:t>
+              </m:r>
+              <m:r>
+                <m:t xml:space="preserve">(</m:t>
+              </m:r>
+              <m:r>
+                <m:t xml:space="preserve">2</m:t>
+              </m:r>
+              <m:r>
+                <m:t xml:space="preserve">)</m:t>
+              </m:r>
+              <m:r>
+                <m:t xml:space="preserve">=</m:t>
+              </m:r>
+              <m:r>
+                <m:t xml:space="preserve">g</m:t>
+              </m:r>
+              <m:r>
+                <m:t xml:space="preserve">(</m:t>
+              </m:r>
+              <m:r>
+                <m:t xml:space="preserve">3</m:t>
+              </m:r>
+              <m:r>
+                <m:t xml:space="preserve">)</m:t>
+              </m:r>
+              <m:r>
+                <m:t xml:space="preserve">=</m:t>
+              </m:r>
+              <m:r>
+                <m:t xml:space="preserve">5</m:t>
+              </m:r>
+            </m:oMath>
+            <w:r>
+              <w:rPr>
+                <w:rFonts w:ascii="Calibri" w:hAnsi="Calibri" w:eastAsia="微軟正黑體"/>
+                <w:sz w:val="24"/>
+                <w:szCs w:val="24"/>
+              </w:rPr>
+              <w:t xml:space="preserve">，且 </w:t>
+            </w:r>
+            <m:oMath>
+              <m:r>
+                <m:t xml:space="preserve">g</m:t>
+              </m:r>
+              <m:r>
+                <m:t xml:space="preserve">(</m:t>
+              </m:r>
+              <m:r>
+                <m:t xml:space="preserve">4</m:t>
+              </m:r>
+              <m:r>
+                <m:t xml:space="preserve">)</m:t>
+              </m:r>
+              <m:r>
+                <m:t xml:space="preserve">=</m:t>
+              </m:r>
+              <m:r>
+                <m:t xml:space="preserve">11</m:t>
+              </m:r>
+            </m:oMath>
+            <w:r>
+              <w:rPr>
+                <w:rFonts w:ascii="Calibri" w:hAnsi="Calibri" w:eastAsia="微軟正黑體"/>
+                <w:sz w:val="24"/>
+                <w:szCs w:val="24"/>
+              </w:rPr>
+              <w:t xml:space="preserve">。求 </w:t>
+            </w:r>
+            <m:oMath>
+              <m:r>
+                <m:t xml:space="preserve">g</m:t>
+              </m:r>
+              <m:r>
+                <m:t xml:space="preserve">(</m:t>
+              </m:r>
+              <m:r>
+                <m:t xml:space="preserve">x</m:t>
+              </m:r>
+              <m:r>
+                <m:t xml:space="preserve">)</m:t>
+              </m:r>
+            </m:oMath>
+            <w:r>
+              <w:rPr>
+                <w:rFonts w:ascii="Calibri" w:hAnsi="Calibri" w:eastAsia="微軟正黑體"/>
+                <w:sz w:val="24"/>
+                <w:szCs w:val="24"/>
+              </w:rPr>
+              <w:t xml:space="preserve">。</w:t>
+            </w:r>
+          </w:p>
+          <w:p>
+            <w:pPr>
+              <w:spacing w:line="360" w:lineRule="auto" w:before="120" w:after="0"/>
+              <w:pBdr>
+                <w:bottom w:val="single" w:sz="5" w:space="4" w:color="AAAAAA"/>
+              </w:pBdr>
+            </w:pPr>
+            <w:r>
+              <w:rPr>
+                <w:sz w:val="32"/>
+                <w:szCs w:val="32"/>
+              </w:rPr>
+              <w:t xml:space="preserve"> </w:t>
+            </w:r>
+          </w:p>
+          <w:p>
+            <w:pPr>
+              <w:spacing w:line="360" w:lineRule="auto" w:before="120" w:after="0"/>
+              <w:pBdr>
+                <w:bottom w:val="single" w:sz="5" w:space="4" w:color="AAAAAA"/>
+              </w:pBdr>
+            </w:pPr>
+            <w:r>
+              <w:rPr>
+                <w:sz w:val="32"/>
+                <w:szCs w:val="32"/>
+              </w:rPr>
+              <w:t xml:space="preserve"> </w:t>
             </w:r>
           </w:p>
           <w:p>
@@ -984,28 +1885,8 @@
     </w:p>
     <w:p>
       <w:pPr>
-        <w:spacing w:line="360" w:lineRule="auto" w:after="80"/>
-        <w:jc w:val="left"/>
-      </w:pPr>
-      <w:r>
-        <w:rPr>
-          <w:rFonts w:ascii="Calibri" w:hAnsi="Calibri" w:eastAsia="微軟正黑體"/>
-          <w:sz w:val="20"/>
-          <w:szCs w:val="20"/>
-        </w:rPr>
-        <w:t xml:space="preserve">接下來請拿出《牛頓定理與多項式基本定理 —— 課堂講義》對照範例，檢查自己的做法。</w:t>
-      </w:r>
-    </w:p>
-    <w:p>
-      <w:pPr>
-        <w:spacing w:line="360" w:lineRule="auto"/>
-      </w:pPr>
-      <w:r>
-        <w:br w:type="page"/>
-      </w:r>
-    </w:p>
-    <w:p>
-      <w:pPr>
+        <w:pageBreakBefore/>
+        <w:keepNext/>
         <w:spacing w:line="360" w:lineRule="auto" w:after="80"/>
         <w:jc w:val="left"/>
       </w:pPr>
@@ -1020,89 +1901,2064 @@
         <w:t xml:space="preserve">教師用參考答案</w:t>
       </w:r>
     </w:p>
+    <w:tbl>
+      <w:tblPr>
+        <w:tblW w:w="11338" w:type="dxa"/>
+        <w:tblBorders>
+          <w:top w:val="single" w:sz="4" w:space="0" w:color="000000"/>
+          <w:left w:val="single" w:sz="4" w:space="0" w:color="000000"/>
+          <w:bottom w:val="single" w:sz="4" w:space="0" w:color="000000"/>
+          <w:right w:val="single" w:sz="4" w:space="0" w:color="000000"/>
+        </w:tblBorders>
+        <w:tblLayout w:type="fixed"/>
+      </w:tblPr>
+      <w:tblGrid>
+        <w:gridCol w:w="11338"/>
+      </w:tblGrid>
+      <w:tr>
+        <w:trPr>
+          <w:cantSplit/>
+        </w:trPr>
+        <w:tc>
+          <w:tcPr>
+            <w:tcW w:w="11338" w:type="dxa"/>
+            <w:tcMar>
+              <w:top w:w="80" w:type="dxa"/>
+              <w:left w:w="120" w:type="dxa"/>
+              <w:bottom w:w="80" w:type="dxa"/>
+              <w:right w:w="120" w:type="dxa"/>
+            </w:tcMar>
+          </w:tcPr>
+          <w:p>
+            <w:pPr>
+              <w:jc w:val="left"/>
+            </w:pPr>
+            <w:r>
+              <w:rPr>
+                <w:rFonts w:ascii="Calibri" w:hAnsi="Calibri" w:eastAsia="微軟正黑體"/>
+                <w:b/>
+                <w:bCs/>
+                <w:sz w:val="24"/>
+                <w:szCs w:val="24"/>
+              </w:rPr>
+              <w:t xml:space="preserve">1．</w:t>
+            </w:r>
+          </w:p>
+          <w:p>
+            <w:pPr>
+              <w:spacing w:line="360" w:lineRule="auto" w:after="80"/>
+              <w:jc w:val="left"/>
+            </w:pPr>
+            <w:r>
+              <w:rPr>
+                <w:rFonts w:ascii="Calibri" w:hAnsi="Calibri" w:eastAsia="微軟正黑體"/>
+                <w:sz w:val="24"/>
+                <w:szCs w:val="24"/>
+              </w:rPr>
+              <w:t xml:space="preserve">候選 </w:t>
+            </w:r>
+            <m:oMath>
+              <m:r>
+                <m:t xml:space="preserve">x</m:t>
+              </m:r>
+              <m:r>
+                <m:t xml:space="preserve">=±</m:t>
+              </m:r>
+              <m:r>
+                <m:t xml:space="preserve">1</m:t>
+              </m:r>
+            </m:oMath>
+            <w:r>
+              <w:rPr>
+                <w:rFonts w:ascii="Calibri" w:hAnsi="Calibri" w:eastAsia="微軟正黑體"/>
+                <w:sz w:val="24"/>
+                <w:szCs w:val="24"/>
+              </w:rPr>
+              <w:t xml:space="preserve">，</w:t>
+            </w:r>
+            <m:oMath>
+              <m:r>
+                <m:t xml:space="preserve">±</m:t>
+              </m:r>
+              <m:r>
+                <m:t xml:space="preserve">2</m:t>
+              </m:r>
+            </m:oMath>
+            <w:r>
+              <w:rPr>
+                <w:rFonts w:ascii="Calibri" w:hAnsi="Calibri" w:eastAsia="微軟正黑體"/>
+                <w:sz w:val="24"/>
+                <w:szCs w:val="24"/>
+              </w:rPr>
+              <w:t xml:space="preserve">，</w:t>
+            </w:r>
+            <m:oMath>
+              <m:r>
+                <m:t xml:space="preserve">±</m:t>
+              </m:r>
+              <m:r>
+                <m:t xml:space="preserve">3</m:t>
+              </m:r>
+            </m:oMath>
+            <w:r>
+              <w:rPr>
+                <w:rFonts w:ascii="Calibri" w:hAnsi="Calibri" w:eastAsia="微軟正黑體"/>
+                <w:sz w:val="24"/>
+                <w:szCs w:val="24"/>
+              </w:rPr>
+              <w:t xml:space="preserve">，</w:t>
+            </w:r>
+            <m:oMath>
+              <m:r>
+                <m:t xml:space="preserve">±</m:t>
+              </m:r>
+              <m:r>
+                <m:t xml:space="preserve">6</m:t>
+              </m:r>
+            </m:oMath>
+            <w:r>
+              <w:rPr>
+                <w:rFonts w:ascii="Calibri" w:hAnsi="Calibri" w:eastAsia="微軟正黑體"/>
+                <w:sz w:val="24"/>
+                <w:szCs w:val="24"/>
+              </w:rPr>
+              <w:t xml:space="preserve">：</w:t>
+            </w:r>
+            <m:oMath>
+              <m:r>
+                <m:t xml:space="preserve">f</m:t>
+              </m:r>
+              <m:r>
+                <m:t xml:space="preserve">(</m:t>
+              </m:r>
+              <m:r>
+                <m:t xml:space="preserve">−</m:t>
+              </m:r>
+              <m:r>
+                <m:t xml:space="preserve">1</m:t>
+              </m:r>
+              <m:r>
+                <m:t xml:space="preserve">)</m:t>
+              </m:r>
+              <m:r>
+                <m:t xml:space="preserve">=</m:t>
+              </m:r>
+              <m:r>
+                <m:t xml:space="preserve">0</m:t>
+              </m:r>
+            </m:oMath>
+            <w:r>
+              <w:rPr>
+                <w:rFonts w:ascii="Calibri" w:hAnsi="Calibri" w:eastAsia="微軟正黑體"/>
+                <w:sz w:val="24"/>
+                <w:szCs w:val="24"/>
+              </w:rPr>
+              <w:t xml:space="preserve">，</w:t>
+            </w:r>
+            <m:oMath>
+              <m:r>
+                <m:t xml:space="preserve">f</m:t>
+              </m:r>
+              <m:r>
+                <m:t xml:space="preserve">(</m:t>
+              </m:r>
+              <m:r>
+                <m:t xml:space="preserve">2</m:t>
+              </m:r>
+              <m:r>
+                <m:t xml:space="preserve">)</m:t>
+              </m:r>
+              <m:r>
+                <m:t xml:space="preserve">=</m:t>
+              </m:r>
+              <m:r>
+                <m:t xml:space="preserve">0</m:t>
+              </m:r>
+            </m:oMath>
+            <w:r>
+              <w:rPr>
+                <w:rFonts w:ascii="Calibri" w:hAnsi="Calibri" w:eastAsia="微軟正黑體"/>
+                <w:sz w:val="24"/>
+                <w:szCs w:val="24"/>
+              </w:rPr>
+              <w:t xml:space="preserve">，</w:t>
+            </w:r>
+            <m:oMath>
+              <m:r>
+                <m:t xml:space="preserve">f</m:t>
+              </m:r>
+              <m:r>
+                <m:t xml:space="preserve">(</m:t>
+              </m:r>
+              <m:r>
+                <m:t xml:space="preserve">3</m:t>
+              </m:r>
+              <m:r>
+                <m:t xml:space="preserve">)</m:t>
+              </m:r>
+              <m:r>
+                <m:t xml:space="preserve">=</m:t>
+              </m:r>
+              <m:r>
+                <m:t xml:space="preserve">0</m:t>
+              </m:r>
+            </m:oMath>
+          </w:p>
+          <w:p>
+            <w:pPr>
+              <w:spacing w:line="360" w:lineRule="auto" w:after="80"/>
+              <w:jc w:val="left"/>
+            </w:pPr>
+            <w:r>
+              <w:rPr>
+                <w:rFonts w:ascii="Calibri" w:hAnsi="Calibri" w:eastAsia="微軟正黑體"/>
+                <w:sz w:val="24"/>
+                <w:szCs w:val="24"/>
+              </w:rPr>
+              <w:t xml:space="preserve">∴ 整係數一次因式為 </w:t>
+            </w:r>
+            <m:oMath>
+              <m:r>
+                <m:t xml:space="preserve">(</m:t>
+              </m:r>
+              <m:r>
+                <m:t xml:space="preserve">x</m:t>
+              </m:r>
+              <m:r>
+                <m:t xml:space="preserve">+</m:t>
+              </m:r>
+              <m:r>
+                <m:t xml:space="preserve">1</m:t>
+              </m:r>
+              <m:r>
+                <m:t xml:space="preserve">)</m:t>
+              </m:r>
+            </m:oMath>
+            <w:r>
+              <w:rPr>
+                <w:rFonts w:ascii="Calibri" w:hAnsi="Calibri" w:eastAsia="微軟正黑體"/>
+                <w:sz w:val="24"/>
+                <w:szCs w:val="24"/>
+              </w:rPr>
+              <w:t xml:space="preserve">，</w:t>
+            </w:r>
+            <m:oMath>
+              <m:r>
+                <m:t xml:space="preserve">(</m:t>
+              </m:r>
+              <m:r>
+                <m:t xml:space="preserve">x</m:t>
+              </m:r>
+              <m:r>
+                <m:t xml:space="preserve">−</m:t>
+              </m:r>
+              <m:r>
+                <m:t xml:space="preserve">2</m:t>
+              </m:r>
+              <m:r>
+                <m:t xml:space="preserve">)</m:t>
+              </m:r>
+            </m:oMath>
+            <w:r>
+              <w:rPr>
+                <w:rFonts w:ascii="Calibri" w:hAnsi="Calibri" w:eastAsia="微軟正黑體"/>
+                <w:sz w:val="24"/>
+                <w:szCs w:val="24"/>
+              </w:rPr>
+              <w:t xml:space="preserve">，</w:t>
+            </w:r>
+            <m:oMath>
+              <m:r>
+                <m:t xml:space="preserve">(</m:t>
+              </m:r>
+              <m:r>
+                <m:t xml:space="preserve">x</m:t>
+              </m:r>
+              <m:r>
+                <m:t xml:space="preserve">−</m:t>
+              </m:r>
+              <m:r>
+                <m:t xml:space="preserve">3</m:t>
+              </m:r>
+              <m:r>
+                <m:t xml:space="preserve">)</m:t>
+              </m:r>
+            </m:oMath>
+          </w:p>
+        </w:tc>
+      </w:tr>
+    </w:tbl>
     <w:p>
       <w:pPr>
-        <w:spacing w:line="360" w:lineRule="auto" w:after="80"/>
-        <w:jc w:val="left"/>
+        <w:spacing w:line="360" w:lineRule="auto"/>
       </w:pPr>
-      <w:r>
-        <w:rPr>
-          <w:rFonts w:ascii="Calibri" w:hAnsi="Calibri" w:eastAsia="微軟正黑體"/>
-          <w:sz w:val="24"/>
-          <w:szCs w:val="24"/>
-        </w:rPr>
-        <w:t xml:space="preserve">A1　f(−1)=0, f(2)=0, f(3)=0　→　整係數一次因式為 (x+1), (x−2), (x−3)</w:t>
-      </w:r>
     </w:p>
+    <w:tbl>
+      <w:tblPr>
+        <w:tblW w:w="11338" w:type="dxa"/>
+        <w:tblBorders>
+          <w:top w:val="single" w:sz="4" w:space="0" w:color="000000"/>
+          <w:left w:val="single" w:sz="4" w:space="0" w:color="000000"/>
+          <w:bottom w:val="single" w:sz="4" w:space="0" w:color="000000"/>
+          <w:right w:val="single" w:sz="4" w:space="0" w:color="000000"/>
+        </w:tblBorders>
+        <w:tblLayout w:type="fixed"/>
+      </w:tblPr>
+      <w:tblGrid>
+        <w:gridCol w:w="11338"/>
+      </w:tblGrid>
+      <w:tr>
+        <w:trPr>
+          <w:cantSplit/>
+        </w:trPr>
+        <w:tc>
+          <w:tcPr>
+            <w:tcW w:w="11338" w:type="dxa"/>
+            <w:tcMar>
+              <w:top w:w="80" w:type="dxa"/>
+              <w:left w:w="120" w:type="dxa"/>
+              <w:bottom w:w="80" w:type="dxa"/>
+              <w:right w:w="120" w:type="dxa"/>
+            </w:tcMar>
+          </w:tcPr>
+          <w:p>
+            <w:pPr>
+              <w:jc w:val="left"/>
+            </w:pPr>
+            <w:r>
+              <w:rPr>
+                <w:rFonts w:ascii="Calibri" w:hAnsi="Calibri" w:eastAsia="微軟正黑體"/>
+                <w:b/>
+                <w:bCs/>
+                <w:sz w:val="24"/>
+                <w:szCs w:val="24"/>
+              </w:rPr>
+              <w:t xml:space="preserve">2．</w:t>
+            </w:r>
+          </w:p>
+          <w:p>
+            <w:pPr>
+              <w:spacing w:line="360" w:lineRule="auto" w:after="80"/>
+              <w:jc w:val="left"/>
+            </w:pPr>
+            <m:oMath>
+              <m:r>
+                <m:t xml:space="preserve">f</m:t>
+              </m:r>
+              <m:r>
+                <m:t xml:space="preserve">(</m:t>
+              </m:r>
+              <m:r>
+                <m:t xml:space="preserve">x</m:t>
+              </m:r>
+              <m:r>
+                <m:t xml:space="preserve">)</m:t>
+              </m:r>
+              <m:r>
+                <m:t xml:space="preserve">=</m:t>
+              </m:r>
+              <m:r>
+                <m:t xml:space="preserve">a</m:t>
+              </m:r>
+              <m:r>
+                <m:t xml:space="preserve">x</m:t>
+              </m:r>
+              <m:r>
+                <m:t xml:space="preserve">(</m:t>
+              </m:r>
+              <m:r>
+                <m:t xml:space="preserve">x</m:t>
+              </m:r>
+              <m:r>
+                <m:t xml:space="preserve">+</m:t>
+              </m:r>
+              <m:r>
+                <m:t xml:space="preserve">5</m:t>
+              </m:r>
+              <m:r>
+                <m:t xml:space="preserve">)</m:t>
+              </m:r>
+            </m:oMath>
+            <w:r>
+              <w:rPr>
+                <w:rFonts w:ascii="Calibri" w:hAnsi="Calibri" w:eastAsia="微軟正黑體"/>
+                <w:sz w:val="24"/>
+                <w:szCs w:val="24"/>
+              </w:rPr>
+              <w:t xml:space="preserve">；代入 </w:t>
+            </w:r>
+            <m:oMath>
+              <m:r>
+                <m:t xml:space="preserve">f</m:t>
+              </m:r>
+              <m:r>
+                <m:t xml:space="preserve">(</m:t>
+              </m:r>
+              <m:r>
+                <m:t xml:space="preserve">1</m:t>
+              </m:r>
+              <m:r>
+                <m:t xml:space="preserve">)</m:t>
+              </m:r>
+              <m:r>
+                <m:t xml:space="preserve">=</m:t>
+              </m:r>
+              <m:r>
+                <m:t xml:space="preserve">9</m:t>
+              </m:r>
+            </m:oMath>
+            <w:r>
+              <w:rPr>
+                <w:rFonts w:ascii="Calibri" w:hAnsi="Calibri" w:eastAsia="微軟正黑體"/>
+                <w:sz w:val="24"/>
+                <w:szCs w:val="24"/>
+              </w:rPr>
+              <w:t xml:space="preserve">：</w:t>
+            </w:r>
+            <m:oMath>
+              <m:r>
+                <m:t xml:space="preserve">6</m:t>
+              </m:r>
+              <m:r>
+                <m:t xml:space="preserve">a</m:t>
+              </m:r>
+              <m:r>
+                <m:t xml:space="preserve">=</m:t>
+              </m:r>
+              <m:r>
+                <m:t xml:space="preserve">9</m:t>
+              </m:r>
+            </m:oMath>
+            <w:r>
+              <w:rPr>
+                <w:rFonts w:ascii="Calibri" w:hAnsi="Calibri" w:eastAsia="微軟正黑體"/>
+                <w:sz w:val="24"/>
+                <w:szCs w:val="24"/>
+              </w:rPr>
+              <w:t xml:space="preserve">，</w:t>
+            </w:r>
+            <m:oMath>
+              <m:r>
+                <m:t xml:space="preserve">a</m:t>
+              </m:r>
+              <m:r>
+                <m:t xml:space="preserve">=</m:t>
+              </m:r>
+              <m:f>
+                <m:num>
+                  <m:r>
+                    <m:t xml:space="preserve">3</m:t>
+                  </m:r>
+                </m:num>
+                <m:den>
+                  <m:r>
+                    <m:t xml:space="preserve">2</m:t>
+                  </m:r>
+                </m:den>
+              </m:f>
+            </m:oMath>
+          </w:p>
+          <w:p>
+            <w:pPr>
+              <w:spacing w:line="360" w:lineRule="auto" w:after="80"/>
+              <w:jc w:val="left"/>
+            </w:pPr>
+            <w:r>
+              <w:rPr>
+                <w:rFonts w:ascii="Calibri" w:hAnsi="Calibri" w:eastAsia="微軟正黑體"/>
+                <w:sz w:val="24"/>
+                <w:szCs w:val="24"/>
+              </w:rPr>
+              <w:t xml:space="preserve">∴ </w:t>
+            </w:r>
+            <m:oMath>
+              <m:r>
+                <m:t xml:space="preserve">f</m:t>
+              </m:r>
+              <m:r>
+                <m:t xml:space="preserve">(</m:t>
+              </m:r>
+              <m:r>
+                <m:t xml:space="preserve">x</m:t>
+              </m:r>
+              <m:r>
+                <m:t xml:space="preserve">)</m:t>
+              </m:r>
+              <m:r>
+                <m:t xml:space="preserve">=</m:t>
+              </m:r>
+              <m:f>
+                <m:num>
+                  <m:r>
+                    <m:t xml:space="preserve">3</m:t>
+                  </m:r>
+                </m:num>
+                <m:den>
+                  <m:r>
+                    <m:t xml:space="preserve">2</m:t>
+                  </m:r>
+                </m:den>
+              </m:f>
+              <m:sSup>
+                <m:e>
+                  <m:r>
+                    <m:t xml:space="preserve">x</m:t>
+                  </m:r>
+                </m:e>
+                <m:sup>
+                  <m:r>
+                    <m:t xml:space="preserve">2</m:t>
+                  </m:r>
+                </m:sup>
+              </m:sSup>
+              <m:r>
+                <m:t xml:space="preserve">+</m:t>
+              </m:r>
+              <m:f>
+                <m:num>
+                  <m:r>
+                    <m:t xml:space="preserve">15</m:t>
+                  </m:r>
+                </m:num>
+                <m:den>
+                  <m:r>
+                    <m:t xml:space="preserve">2</m:t>
+                  </m:r>
+                </m:den>
+              </m:f>
+              <m:r>
+                <m:t xml:space="preserve">x</m:t>
+              </m:r>
+            </m:oMath>
+          </w:p>
+        </w:tc>
+      </w:tr>
+    </w:tbl>
     <w:p>
       <w:pPr>
-        <w:spacing w:line="360" w:lineRule="auto" w:after="80"/>
-        <w:jc w:val="left"/>
+        <w:spacing w:line="360" w:lineRule="auto"/>
       </w:pPr>
-      <w:r>
-        <w:rPr>
-          <w:rFonts w:ascii="Calibri" w:hAnsi="Calibri" w:eastAsia="微軟正黑體"/>
-          <w:sz w:val="24"/>
-          <w:szCs w:val="24"/>
-        </w:rPr>
-        <w:t xml:space="preserve">A2　f(x)=a·x(x+5)，代入 f(1)=9：6a=9 → a=3/2　→　f(x) = (3/2)x²+(15/2)x</w:t>
-      </w:r>
     </w:p>
+    <w:tbl>
+      <w:tblPr>
+        <w:tblW w:w="11338" w:type="dxa"/>
+        <w:tblBorders>
+          <w:top w:val="single" w:sz="4" w:space="0" w:color="000000"/>
+          <w:left w:val="single" w:sz="4" w:space="0" w:color="000000"/>
+          <w:bottom w:val="single" w:sz="4" w:space="0" w:color="000000"/>
+          <w:right w:val="single" w:sz="4" w:space="0" w:color="000000"/>
+        </w:tblBorders>
+        <w:tblLayout w:type="fixed"/>
+      </w:tblPr>
+      <w:tblGrid>
+        <w:gridCol w:w="11338"/>
+      </w:tblGrid>
+      <w:tr>
+        <w:trPr>
+          <w:cantSplit/>
+        </w:trPr>
+        <w:tc>
+          <w:tcPr>
+            <w:tcW w:w="11338" w:type="dxa"/>
+            <w:tcMar>
+              <w:top w:w="80" w:type="dxa"/>
+              <w:left w:w="120" w:type="dxa"/>
+              <w:bottom w:w="80" w:type="dxa"/>
+              <w:right w:w="120" w:type="dxa"/>
+            </w:tcMar>
+          </w:tcPr>
+          <w:p>
+            <w:pPr>
+              <w:jc w:val="left"/>
+            </w:pPr>
+            <w:r>
+              <w:rPr>
+                <w:rFonts w:ascii="Calibri" w:hAnsi="Calibri" w:eastAsia="微軟正黑體"/>
+                <w:b/>
+                <w:bCs/>
+                <w:sz w:val="24"/>
+                <w:szCs w:val="24"/>
+              </w:rPr>
+              <w:t xml:space="preserve">3．</w:t>
+            </w:r>
+          </w:p>
+          <w:p>
+            <w:pPr>
+              <w:spacing w:line="360" w:lineRule="auto" w:after="80"/>
+              <w:jc w:val="left"/>
+            </w:pPr>
+            <m:oMath>
+              <m:r>
+                <m:t xml:space="preserve">a</m:t>
+              </m:r>
+            </m:oMath>
+            <w:r>
+              <w:rPr>
+                <w:rFonts w:ascii="Calibri" w:hAnsi="Calibri" w:eastAsia="微軟正黑體"/>
+                <w:sz w:val="24"/>
+                <w:szCs w:val="24"/>
+              </w:rPr>
+              <w:t xml:space="preserve"> 可為 1，2；</w:t>
+            </w:r>
+            <m:oMath>
+              <m:r>
+                <m:t xml:space="preserve">b</m:t>
+              </m:r>
+            </m:oMath>
+            <w:r>
+              <w:rPr>
+                <w:rFonts w:ascii="Calibri" w:hAnsi="Calibri" w:eastAsia="微軟正黑體"/>
+                <w:sz w:val="24"/>
+                <w:szCs w:val="24"/>
+              </w:rPr>
+              <w:t xml:space="preserve"> 可為 </w:t>
+            </w:r>
+            <m:oMath>
+              <m:r>
+                <m:t xml:space="preserve">±</m:t>
+              </m:r>
+              <m:r>
+                <m:t xml:space="preserve">1</m:t>
+              </m:r>
+            </m:oMath>
+            <w:r>
+              <w:rPr>
+                <w:rFonts w:ascii="Calibri" w:hAnsi="Calibri" w:eastAsia="微軟正黑體"/>
+                <w:sz w:val="24"/>
+                <w:szCs w:val="24"/>
+              </w:rPr>
+              <w:t xml:space="preserve">，</w:t>
+            </w:r>
+            <m:oMath>
+              <m:r>
+                <m:t xml:space="preserve">±</m:t>
+              </m:r>
+              <m:r>
+                <m:t xml:space="preserve">2</m:t>
+              </m:r>
+            </m:oMath>
+            <w:r>
+              <w:rPr>
+                <w:rFonts w:ascii="Calibri" w:hAnsi="Calibri" w:eastAsia="微軟正黑體"/>
+                <w:sz w:val="24"/>
+                <w:szCs w:val="24"/>
+              </w:rPr>
+              <w:t xml:space="preserve">，</w:t>
+            </w:r>
+            <m:oMath>
+              <m:r>
+                <m:t xml:space="preserve">±</m:t>
+              </m:r>
+              <m:r>
+                <m:t xml:space="preserve">4</m:t>
+              </m:r>
+            </m:oMath>
+            <w:r>
+              <w:rPr>
+                <w:rFonts w:ascii="Calibri" w:hAnsi="Calibri" w:eastAsia="微軟正黑體"/>
+                <w:sz w:val="24"/>
+                <w:szCs w:val="24"/>
+              </w:rPr>
+              <w:t xml:space="preserve">：</w:t>
+            </w:r>
+            <m:oMath>
+              <m:r>
+                <m:t xml:space="preserve">f</m:t>
+              </m:r>
+              <m:r>
+                <m:t xml:space="preserve">(</m:t>
+              </m:r>
+              <m:r>
+                <m:t xml:space="preserve">−</m:t>
+              </m:r>
+              <m:r>
+                <m:t xml:space="preserve">2</m:t>
+              </m:r>
+              <m:r>
+                <m:t xml:space="preserve">)</m:t>
+              </m:r>
+              <m:r>
+                <m:t xml:space="preserve">=</m:t>
+              </m:r>
+              <m:r>
+                <m:t xml:space="preserve">0</m:t>
+              </m:r>
+            </m:oMath>
+            <w:r>
+              <w:rPr>
+                <w:rFonts w:ascii="Calibri" w:hAnsi="Calibri" w:eastAsia="微軟正黑體"/>
+                <w:sz w:val="24"/>
+                <w:szCs w:val="24"/>
+              </w:rPr>
+              <w:t xml:space="preserve">，</w:t>
+            </w:r>
+            <m:oMath>
+              <m:r>
+                <m:t xml:space="preserve">f</m:t>
+              </m:r>
+              <m:r>
+                <m:t xml:space="preserve">(</m:t>
+              </m:r>
+              <m:f>
+                <m:num>
+                  <m:r>
+                    <m:t xml:space="preserve">1</m:t>
+                  </m:r>
+                </m:num>
+                <m:den>
+                  <m:r>
+                    <m:t xml:space="preserve">2</m:t>
+                  </m:r>
+                </m:den>
+              </m:f>
+              <m:r>
+                <m:t xml:space="preserve">)</m:t>
+              </m:r>
+              <m:r>
+                <m:t xml:space="preserve">=</m:t>
+              </m:r>
+              <m:r>
+                <m:t xml:space="preserve">0</m:t>
+              </m:r>
+            </m:oMath>
+          </w:p>
+          <w:p>
+            <w:pPr>
+              <w:spacing w:line="360" w:lineRule="auto" w:after="80"/>
+              <w:jc w:val="left"/>
+            </w:pPr>
+            <w:r>
+              <w:rPr>
+                <w:rFonts w:ascii="Calibri" w:hAnsi="Calibri" w:eastAsia="微軟正黑體"/>
+                <w:sz w:val="24"/>
+                <w:szCs w:val="24"/>
+              </w:rPr>
+              <w:t xml:space="preserve">降次：</w:t>
+            </w:r>
+            <m:oMath>
+              <m:r>
+                <m:t xml:space="preserve">f</m:t>
+              </m:r>
+              <m:r>
+                <m:t xml:space="preserve">(</m:t>
+              </m:r>
+              <m:r>
+                <m:t xml:space="preserve">x</m:t>
+              </m:r>
+              <m:r>
+                <m:t xml:space="preserve">)</m:t>
+              </m:r>
+              <m:r>
+                <m:t xml:space="preserve">=</m:t>
+              </m:r>
+              <m:r>
+                <m:t xml:space="preserve">(</m:t>
+              </m:r>
+              <m:r>
+                <m:t xml:space="preserve">x</m:t>
+              </m:r>
+              <m:r>
+                <m:t xml:space="preserve">+</m:t>
+              </m:r>
+              <m:r>
+                <m:t xml:space="preserve">2</m:t>
+              </m:r>
+              <m:r>
+                <m:t xml:space="preserve">)</m:t>
+              </m:r>
+              <m:r>
+                <m:t xml:space="preserve">(</m:t>
+              </m:r>
+              <m:r>
+                <m:t xml:space="preserve">2</m:t>
+              </m:r>
+              <m:r>
+                <m:t xml:space="preserve">x</m:t>
+              </m:r>
+              <m:r>
+                <m:t xml:space="preserve">−</m:t>
+              </m:r>
+              <m:r>
+                <m:t xml:space="preserve">1</m:t>
+              </m:r>
+              <m:r>
+                <m:t xml:space="preserve">)</m:t>
+              </m:r>
+              <m:r>
+                <m:t xml:space="preserve">(</m:t>
+              </m:r>
+              <m:sSup>
+                <m:e>
+                  <m:r>
+                    <m:t xml:space="preserve">x</m:t>
+                  </m:r>
+                </m:e>
+                <m:sup>
+                  <m:r>
+                    <m:t xml:space="preserve">2</m:t>
+                  </m:r>
+                </m:sup>
+              </m:sSup>
+              <m:r>
+                <m:t xml:space="preserve">−</m:t>
+              </m:r>
+              <m:r>
+                <m:t xml:space="preserve">x</m:t>
+              </m:r>
+              <m:r>
+                <m:t xml:space="preserve">+</m:t>
+              </m:r>
+              <m:r>
+                <m:t xml:space="preserve">2</m:t>
+              </m:r>
+              <m:r>
+                <m:t xml:space="preserve">)</m:t>
+              </m:r>
+            </m:oMath>
+            <w:r>
+              <w:rPr>
+                <w:rFonts w:ascii="Calibri" w:hAnsi="Calibri" w:eastAsia="微軟正黑體"/>
+                <w:sz w:val="24"/>
+                <w:szCs w:val="24"/>
+              </w:rPr>
+              <w:t xml:space="preserve">，而 </w:t>
+            </w:r>
+            <m:oMath>
+              <m:sSup>
+                <m:e>
+                  <m:r>
+                    <m:t xml:space="preserve">x</m:t>
+                  </m:r>
+                </m:e>
+                <m:sup>
+                  <m:r>
+                    <m:t xml:space="preserve">2</m:t>
+                  </m:r>
+                </m:sup>
+              </m:sSup>
+              <m:r>
+                <m:t xml:space="preserve">−</m:t>
+              </m:r>
+              <m:r>
+                <m:t xml:space="preserve">x</m:t>
+              </m:r>
+              <m:r>
+                <m:t xml:space="preserve">+</m:t>
+              </m:r>
+              <m:r>
+                <m:t xml:space="preserve">2</m:t>
+              </m:r>
+            </m:oMath>
+            <w:r>
+              <w:rPr>
+                <w:rFonts w:ascii="Calibri" w:hAnsi="Calibri" w:eastAsia="微軟正黑體"/>
+                <w:sz w:val="24"/>
+                <w:szCs w:val="24"/>
+              </w:rPr>
+              <w:t xml:space="preserve"> 的判別式 </w:t>
+            </w:r>
+            <m:oMath>
+              <m:r>
+                <m:t xml:space="preserve">Δ=−</m:t>
+              </m:r>
+              <m:r>
+                <m:t xml:space="preserve">7</m:t>
+              </m:r>
+            </m:oMath>
+            <w:r>
+              <w:rPr>
+                <w:rFonts w:ascii="Calibri" w:hAnsi="Calibri" w:eastAsia="微軟正黑體"/>
+                <w:sz w:val="24"/>
+                <w:szCs w:val="24"/>
+              </w:rPr>
+              <w:t xml:space="preserve">，沒有實數根</w:t>
+            </w:r>
+          </w:p>
+          <w:p>
+            <w:pPr>
+              <w:spacing w:line="360" w:lineRule="auto" w:after="80"/>
+              <w:jc w:val="left"/>
+            </w:pPr>
+            <w:r>
+              <w:rPr>
+                <w:rFonts w:ascii="Calibri" w:hAnsi="Calibri" w:eastAsia="微軟正黑體"/>
+                <w:sz w:val="24"/>
+                <w:szCs w:val="24"/>
+              </w:rPr>
+              <w:t xml:space="preserve">∴ 整係數一次因式為 </w:t>
+            </w:r>
+            <m:oMath>
+              <m:r>
+                <m:t xml:space="preserve">(</m:t>
+              </m:r>
+              <m:r>
+                <m:t xml:space="preserve">x</m:t>
+              </m:r>
+              <m:r>
+                <m:t xml:space="preserve">+</m:t>
+              </m:r>
+              <m:r>
+                <m:t xml:space="preserve">2</m:t>
+              </m:r>
+              <m:r>
+                <m:t xml:space="preserve">)</m:t>
+              </m:r>
+            </m:oMath>
+            <w:r>
+              <w:rPr>
+                <w:rFonts w:ascii="Calibri" w:hAnsi="Calibri" w:eastAsia="微軟正黑體"/>
+                <w:sz w:val="24"/>
+                <w:szCs w:val="24"/>
+              </w:rPr>
+              <w:t xml:space="preserve">，</w:t>
+            </w:r>
+            <m:oMath>
+              <m:r>
+                <m:t xml:space="preserve">(</m:t>
+              </m:r>
+              <m:r>
+                <m:t xml:space="preserve">2</m:t>
+              </m:r>
+              <m:r>
+                <m:t xml:space="preserve">x</m:t>
+              </m:r>
+              <m:r>
+                <m:t xml:space="preserve">−</m:t>
+              </m:r>
+              <m:r>
+                <m:t xml:space="preserve">1</m:t>
+              </m:r>
+              <m:r>
+                <m:t xml:space="preserve">)</m:t>
+              </m:r>
+            </m:oMath>
+          </w:p>
+        </w:tc>
+      </w:tr>
+    </w:tbl>
     <w:p>
       <w:pPr>
-        <w:spacing w:line="360" w:lineRule="auto" w:after="80"/>
-        <w:jc w:val="left"/>
+        <w:spacing w:line="360" w:lineRule="auto"/>
       </w:pPr>
-      <w:r>
-        <w:rPr>
-          <w:rFonts w:ascii="Calibri" w:hAnsi="Calibri" w:eastAsia="微軟正黑體"/>
-          <w:sz w:val="24"/>
-          <w:szCs w:val="24"/>
-        </w:rPr>
-        <w:t xml:space="preserve">B1　f(−2)=0, f(1/2)=0　→　整係數一次因式為 (x+2), (2x−1)　（剩下的二次因式 x²−x+2 沒有實數根）</w:t>
-      </w:r>
     </w:p>
+    <w:tbl>
+      <w:tblPr>
+        <w:tblW w:w="11338" w:type="dxa"/>
+        <w:tblBorders>
+          <w:top w:val="single" w:sz="4" w:space="0" w:color="000000"/>
+          <w:left w:val="single" w:sz="4" w:space="0" w:color="000000"/>
+          <w:bottom w:val="single" w:sz="4" w:space="0" w:color="000000"/>
+          <w:right w:val="single" w:sz="4" w:space="0" w:color="000000"/>
+        </w:tblBorders>
+        <w:tblLayout w:type="fixed"/>
+      </w:tblPr>
+      <w:tblGrid>
+        <w:gridCol w:w="11338"/>
+      </w:tblGrid>
+      <w:tr>
+        <w:trPr>
+          <w:cantSplit/>
+        </w:trPr>
+        <w:tc>
+          <w:tcPr>
+            <w:tcW w:w="11338" w:type="dxa"/>
+            <w:tcMar>
+              <w:top w:w="80" w:type="dxa"/>
+              <w:left w:w="120" w:type="dxa"/>
+              <w:bottom w:w="80" w:type="dxa"/>
+              <w:right w:w="120" w:type="dxa"/>
+            </w:tcMar>
+          </w:tcPr>
+          <w:p>
+            <w:pPr>
+              <w:jc w:val="left"/>
+            </w:pPr>
+            <w:r>
+              <w:rPr>
+                <w:rFonts w:ascii="Calibri" w:hAnsi="Calibri" w:eastAsia="微軟正黑體"/>
+                <w:b/>
+                <w:bCs/>
+                <w:sz w:val="24"/>
+                <w:szCs w:val="24"/>
+              </w:rPr>
+              <w:t xml:space="preserve">4．</w:t>
+            </w:r>
+          </w:p>
+          <w:p>
+            <w:pPr>
+              <w:spacing w:line="360" w:lineRule="auto" w:after="80"/>
+              <w:jc w:val="left"/>
+            </w:pPr>
+            <m:oMath>
+              <m:r>
+                <m:t xml:space="preserve">f</m:t>
+              </m:r>
+              <m:r>
+                <m:t xml:space="preserve">(</m:t>
+              </m:r>
+              <m:r>
+                <m:t xml:space="preserve">x</m:t>
+              </m:r>
+              <m:r>
+                <m:t xml:space="preserve">)</m:t>
+              </m:r>
+              <m:r>
+                <m:t xml:space="preserve">=</m:t>
+              </m:r>
+              <m:r>
+                <m:t xml:space="preserve">a</m:t>
+              </m:r>
+              <m:r>
+                <m:t xml:space="preserve">(</m:t>
+              </m:r>
+              <m:r>
+                <m:t xml:space="preserve">x</m:t>
+              </m:r>
+              <m:r>
+                <m:t xml:space="preserve">−</m:t>
+              </m:r>
+              <m:r>
+                <m:t xml:space="preserve">1</m:t>
+              </m:r>
+              <m:r>
+                <m:t xml:space="preserve">)</m:t>
+              </m:r>
+              <m:r>
+                <m:t xml:space="preserve">(</m:t>
+              </m:r>
+              <m:r>
+                <m:t xml:space="preserve">x</m:t>
+              </m:r>
+              <m:r>
+                <m:t xml:space="preserve">+</m:t>
+              </m:r>
+              <m:r>
+                <m:t xml:space="preserve">2</m:t>
+              </m:r>
+              <m:r>
+                <m:t xml:space="preserve">)</m:t>
+              </m:r>
+              <m:r>
+                <m:t xml:space="preserve">(</m:t>
+              </m:r>
+              <m:r>
+                <m:t xml:space="preserve">x</m:t>
+              </m:r>
+              <m:r>
+                <m:t xml:space="preserve">−</m:t>
+              </m:r>
+              <m:r>
+                <m:t xml:space="preserve">3</m:t>
+              </m:r>
+              <m:r>
+                <m:t xml:space="preserve">)</m:t>
+              </m:r>
+            </m:oMath>
+            <w:r>
+              <w:rPr>
+                <w:rFonts w:ascii="Calibri" w:hAnsi="Calibri" w:eastAsia="微軟正黑體"/>
+                <w:sz w:val="24"/>
+                <w:szCs w:val="24"/>
+              </w:rPr>
+              <w:t xml:space="preserve">；代入 </w:t>
+            </w:r>
+            <m:oMath>
+              <m:r>
+                <m:t xml:space="preserve">f</m:t>
+              </m:r>
+              <m:r>
+                <m:t xml:space="preserve">(</m:t>
+              </m:r>
+              <m:r>
+                <m:t xml:space="preserve">0</m:t>
+              </m:r>
+              <m:r>
+                <m:t xml:space="preserve">)</m:t>
+              </m:r>
+              <m:r>
+                <m:t xml:space="preserve">=</m:t>
+              </m:r>
+              <m:r>
+                <m:t xml:space="preserve">12</m:t>
+              </m:r>
+            </m:oMath>
+            <w:r>
+              <w:rPr>
+                <w:rFonts w:ascii="Calibri" w:hAnsi="Calibri" w:eastAsia="微軟正黑體"/>
+                <w:sz w:val="24"/>
+                <w:szCs w:val="24"/>
+              </w:rPr>
+              <w:t xml:space="preserve">：</w:t>
+            </w:r>
+            <m:oMath>
+              <m:r>
+                <m:t xml:space="preserve">a</m:t>
+              </m:r>
+              <m:r>
+                <m:t xml:space="preserve">(</m:t>
+              </m:r>
+              <m:r>
+                <m:t xml:space="preserve">−</m:t>
+              </m:r>
+              <m:r>
+                <m:t xml:space="preserve">1</m:t>
+              </m:r>
+              <m:r>
+                <m:t xml:space="preserve">)</m:t>
+              </m:r>
+              <m:r>
+                <m:t xml:space="preserve">(</m:t>
+              </m:r>
+              <m:r>
+                <m:t xml:space="preserve">2</m:t>
+              </m:r>
+              <m:r>
+                <m:t xml:space="preserve">)</m:t>
+              </m:r>
+              <m:r>
+                <m:t xml:space="preserve">(</m:t>
+              </m:r>
+              <m:r>
+                <m:t xml:space="preserve">−</m:t>
+              </m:r>
+              <m:r>
+                <m:t xml:space="preserve">3</m:t>
+              </m:r>
+              <m:r>
+                <m:t xml:space="preserve">)</m:t>
+              </m:r>
+              <m:r>
+                <m:t xml:space="preserve">=</m:t>
+              </m:r>
+              <m:r>
+                <m:t xml:space="preserve">12</m:t>
+              </m:r>
+            </m:oMath>
+            <w:r>
+              <w:rPr>
+                <w:rFonts w:ascii="Calibri" w:hAnsi="Calibri" w:eastAsia="微軟正黑體"/>
+                <w:sz w:val="24"/>
+                <w:szCs w:val="24"/>
+              </w:rPr>
+              <w:t xml:space="preserve">，</w:t>
+            </w:r>
+            <m:oMath>
+              <m:r>
+                <m:t xml:space="preserve">6</m:t>
+              </m:r>
+              <m:r>
+                <m:t xml:space="preserve">a</m:t>
+              </m:r>
+              <m:r>
+                <m:t xml:space="preserve">=</m:t>
+              </m:r>
+              <m:r>
+                <m:t xml:space="preserve">12</m:t>
+              </m:r>
+            </m:oMath>
+            <w:r>
+              <w:rPr>
+                <w:rFonts w:ascii="Calibri" w:hAnsi="Calibri" w:eastAsia="微軟正黑體"/>
+                <w:sz w:val="24"/>
+                <w:szCs w:val="24"/>
+              </w:rPr>
+              <w:t xml:space="preserve">，</w:t>
+            </w:r>
+            <m:oMath>
+              <m:r>
+                <m:t xml:space="preserve">a</m:t>
+              </m:r>
+              <m:r>
+                <m:t xml:space="preserve">=</m:t>
+              </m:r>
+              <m:r>
+                <m:t xml:space="preserve">2</m:t>
+              </m:r>
+            </m:oMath>
+          </w:p>
+          <w:p>
+            <w:pPr>
+              <w:spacing w:line="360" w:lineRule="auto" w:after="80"/>
+              <w:jc w:val="left"/>
+            </w:pPr>
+            <w:r>
+              <w:rPr>
+                <w:rFonts w:ascii="Calibri" w:hAnsi="Calibri" w:eastAsia="微軟正黑體"/>
+                <w:sz w:val="24"/>
+                <w:szCs w:val="24"/>
+              </w:rPr>
+              <w:t xml:space="preserve">∴ </w:t>
+            </w:r>
+            <m:oMath>
+              <m:r>
+                <m:t xml:space="preserve">f</m:t>
+              </m:r>
+              <m:r>
+                <m:t xml:space="preserve">(</m:t>
+              </m:r>
+              <m:r>
+                <m:t xml:space="preserve">x</m:t>
+              </m:r>
+              <m:r>
+                <m:t xml:space="preserve">)</m:t>
+              </m:r>
+              <m:r>
+                <m:t xml:space="preserve">=</m:t>
+              </m:r>
+              <m:r>
+                <m:t xml:space="preserve">2</m:t>
+              </m:r>
+              <m:sSup>
+                <m:e>
+                  <m:r>
+                    <m:t xml:space="preserve">x</m:t>
+                  </m:r>
+                </m:e>
+                <m:sup>
+                  <m:r>
+                    <m:t xml:space="preserve">3</m:t>
+                  </m:r>
+                </m:sup>
+              </m:sSup>
+              <m:r>
+                <m:t xml:space="preserve">−</m:t>
+              </m:r>
+              <m:r>
+                <m:t xml:space="preserve">4</m:t>
+              </m:r>
+              <m:sSup>
+                <m:e>
+                  <m:r>
+                    <m:t xml:space="preserve">x</m:t>
+                  </m:r>
+                </m:e>
+                <m:sup>
+                  <m:r>
+                    <m:t xml:space="preserve">2</m:t>
+                  </m:r>
+                </m:sup>
+              </m:sSup>
+              <m:r>
+                <m:t xml:space="preserve">−</m:t>
+              </m:r>
+              <m:r>
+                <m:t xml:space="preserve">10</m:t>
+              </m:r>
+              <m:r>
+                <m:t xml:space="preserve">x</m:t>
+              </m:r>
+              <m:r>
+                <m:t xml:space="preserve">+</m:t>
+              </m:r>
+              <m:r>
+                <m:t xml:space="preserve">12</m:t>
+              </m:r>
+            </m:oMath>
+          </w:p>
+        </w:tc>
+      </w:tr>
+    </w:tbl>
     <w:p>
       <w:pPr>
-        <w:spacing w:line="360" w:lineRule="auto" w:after="80"/>
-        <w:jc w:val="left"/>
+        <w:spacing w:line="360" w:lineRule="auto"/>
       </w:pPr>
-      <w:r>
-        <w:rPr>
-          <w:rFonts w:ascii="Calibri" w:hAnsi="Calibri" w:eastAsia="微軟正黑體"/>
-          <w:sz w:val="24"/>
-          <w:szCs w:val="24"/>
-        </w:rPr>
-        <w:t xml:space="preserve">B2　f(x)=a(x−1)(x+2)(x−3)，代入 f(0)=12：a×(−1)(2)(−3)=6a=12 → a=2　→　f(x)=2x³−4x²−10x+12</w:t>
-      </w:r>
     </w:p>
+    <w:tbl>
+      <w:tblPr>
+        <w:tblW w:w="11338" w:type="dxa"/>
+        <w:tblBorders>
+          <w:top w:val="single" w:sz="4" w:space="0" w:color="000000"/>
+          <w:left w:val="single" w:sz="4" w:space="0" w:color="000000"/>
+          <w:bottom w:val="single" w:sz="4" w:space="0" w:color="000000"/>
+          <w:right w:val="single" w:sz="4" w:space="0" w:color="000000"/>
+        </w:tblBorders>
+        <w:tblLayout w:type="fixed"/>
+      </w:tblPr>
+      <w:tblGrid>
+        <w:gridCol w:w="11338"/>
+      </w:tblGrid>
+      <w:tr>
+        <w:trPr>
+          <w:cantSplit/>
+        </w:trPr>
+        <w:tc>
+          <w:tcPr>
+            <w:tcW w:w="11338" w:type="dxa"/>
+            <w:tcMar>
+              <w:top w:w="80" w:type="dxa"/>
+              <w:left w:w="120" w:type="dxa"/>
+              <w:bottom w:w="80" w:type="dxa"/>
+              <w:right w:w="120" w:type="dxa"/>
+            </w:tcMar>
+          </w:tcPr>
+          <w:p>
+            <w:pPr>
+              <w:jc w:val="left"/>
+            </w:pPr>
+            <w:r>
+              <w:rPr>
+                <w:rFonts w:ascii="Calibri" w:hAnsi="Calibri" w:eastAsia="微軟正黑體"/>
+                <w:b/>
+                <w:bCs/>
+                <w:sz w:val="24"/>
+                <w:szCs w:val="24"/>
+              </w:rPr>
+              <w:t xml:space="preserve">5．</w:t>
+            </w:r>
+          </w:p>
+          <w:p>
+            <w:pPr>
+              <w:spacing w:line="360" w:lineRule="auto" w:after="80"/>
+              <w:jc w:val="left"/>
+            </w:pPr>
+            <m:oMath>
+              <m:r>
+                <m:t xml:space="preserve">f</m:t>
+              </m:r>
+              <m:r>
+                <m:t xml:space="preserve">(</m:t>
+              </m:r>
+              <m:r>
+                <m:t xml:space="preserve">1</m:t>
+              </m:r>
+              <m:r>
+                <m:t xml:space="preserve">)</m:t>
+              </m:r>
+              <m:r>
+                <m:t xml:space="preserve">=</m:t>
+              </m:r>
+              <m:r>
+                <m:t xml:space="preserve">0</m:t>
+              </m:r>
+            </m:oMath>
+            <w:r>
+              <w:rPr>
+                <w:rFonts w:ascii="Calibri" w:hAnsi="Calibri" w:eastAsia="微軟正黑體"/>
+                <w:sz w:val="24"/>
+                <w:szCs w:val="24"/>
+              </w:rPr>
+              <w:t xml:space="preserve">，</w:t>
+            </w:r>
+            <m:oMath>
+              <m:r>
+                <m:t xml:space="preserve">f</m:t>
+              </m:r>
+              <m:r>
+                <m:t xml:space="preserve">(</m:t>
+              </m:r>
+              <m:r>
+                <m:t xml:space="preserve">−</m:t>
+              </m:r>
+              <m:r>
+                <m:t xml:space="preserve">1</m:t>
+              </m:r>
+              <m:r>
+                <m:t xml:space="preserve">)</m:t>
+              </m:r>
+              <m:r>
+                <m:t xml:space="preserve">=</m:t>
+              </m:r>
+              <m:r>
+                <m:t xml:space="preserve">0</m:t>
+              </m:r>
+            </m:oMath>
+            <w:r>
+              <w:rPr>
+                <w:rFonts w:ascii="Calibri" w:hAnsi="Calibri" w:eastAsia="微軟正黑體"/>
+                <w:sz w:val="24"/>
+                <w:szCs w:val="24"/>
+              </w:rPr>
+              <w:t xml:space="preserve">，</w:t>
+            </w:r>
+            <m:oMath>
+              <m:r>
+                <m:t xml:space="preserve">f</m:t>
+              </m:r>
+              <m:r>
+                <m:t xml:space="preserve">(</m:t>
+              </m:r>
+              <m:r>
+                <m:t xml:space="preserve">−</m:t>
+              </m:r>
+              <m:r>
+                <m:t xml:space="preserve">2</m:t>
+              </m:r>
+              <m:r>
+                <m:t xml:space="preserve">)</m:t>
+              </m:r>
+              <m:r>
+                <m:t xml:space="preserve">=</m:t>
+              </m:r>
+              <m:r>
+                <m:t xml:space="preserve">0</m:t>
+              </m:r>
+            </m:oMath>
+            <w:r>
+              <w:rPr>
+                <w:rFonts w:ascii="Calibri" w:hAnsi="Calibri" w:eastAsia="微軟正黑體"/>
+                <w:sz w:val="24"/>
+                <w:szCs w:val="24"/>
+              </w:rPr>
+              <w:t xml:space="preserve">，</w:t>
+            </w:r>
+            <m:oMath>
+              <m:r>
+                <m:t xml:space="preserve">f</m:t>
+              </m:r>
+              <m:r>
+                <m:t xml:space="preserve">(</m:t>
+              </m:r>
+              <m:r>
+                <m:t xml:space="preserve">3</m:t>
+              </m:r>
+              <m:r>
+                <m:t xml:space="preserve">)</m:t>
+              </m:r>
+              <m:r>
+                <m:t xml:space="preserve">=</m:t>
+              </m:r>
+              <m:r>
+                <m:t xml:space="preserve">0</m:t>
+              </m:r>
+            </m:oMath>
+            <w:r>
+              <w:rPr>
+                <w:rFonts w:ascii="Calibri" w:hAnsi="Calibri" w:eastAsia="微軟正黑體"/>
+                <w:sz w:val="24"/>
+                <w:szCs w:val="24"/>
+              </w:rPr>
+              <w:t xml:space="preserve">；四次多項式最多 4 個一次因式，找夠即停</w:t>
+            </w:r>
+          </w:p>
+          <w:p>
+            <w:pPr>
+              <w:spacing w:line="360" w:lineRule="auto" w:after="80"/>
+              <w:jc w:val="left"/>
+            </w:pPr>
+            <w:r>
+              <w:rPr>
+                <w:rFonts w:ascii="Calibri" w:hAnsi="Calibri" w:eastAsia="微軟正黑體"/>
+                <w:sz w:val="24"/>
+                <w:szCs w:val="24"/>
+              </w:rPr>
+              <w:t xml:space="preserve">∴ 整係數一次因式為 </w:t>
+            </w:r>
+            <m:oMath>
+              <m:r>
+                <m:t xml:space="preserve">(</m:t>
+              </m:r>
+              <m:r>
+                <m:t xml:space="preserve">x</m:t>
+              </m:r>
+              <m:r>
+                <m:t xml:space="preserve">−</m:t>
+              </m:r>
+              <m:r>
+                <m:t xml:space="preserve">1</m:t>
+              </m:r>
+              <m:r>
+                <m:t xml:space="preserve">)</m:t>
+              </m:r>
+            </m:oMath>
+            <w:r>
+              <w:rPr>
+                <w:rFonts w:ascii="Calibri" w:hAnsi="Calibri" w:eastAsia="微軟正黑體"/>
+                <w:sz w:val="24"/>
+                <w:szCs w:val="24"/>
+              </w:rPr>
+              <w:t xml:space="preserve">，</w:t>
+            </w:r>
+            <m:oMath>
+              <m:r>
+                <m:t xml:space="preserve">(</m:t>
+              </m:r>
+              <m:r>
+                <m:t xml:space="preserve">x</m:t>
+              </m:r>
+              <m:r>
+                <m:t xml:space="preserve">+</m:t>
+              </m:r>
+              <m:r>
+                <m:t xml:space="preserve">1</m:t>
+              </m:r>
+              <m:r>
+                <m:t xml:space="preserve">)</m:t>
+              </m:r>
+            </m:oMath>
+            <w:r>
+              <w:rPr>
+                <w:rFonts w:ascii="Calibri" w:hAnsi="Calibri" w:eastAsia="微軟正黑體"/>
+                <w:sz w:val="24"/>
+                <w:szCs w:val="24"/>
+              </w:rPr>
+              <w:t xml:space="preserve">，</w:t>
+            </w:r>
+            <m:oMath>
+              <m:r>
+                <m:t xml:space="preserve">(</m:t>
+              </m:r>
+              <m:r>
+                <m:t xml:space="preserve">x</m:t>
+              </m:r>
+              <m:r>
+                <m:t xml:space="preserve">+</m:t>
+              </m:r>
+              <m:r>
+                <m:t xml:space="preserve">2</m:t>
+              </m:r>
+              <m:r>
+                <m:t xml:space="preserve">)</m:t>
+              </m:r>
+            </m:oMath>
+            <w:r>
+              <w:rPr>
+                <w:rFonts w:ascii="Calibri" w:hAnsi="Calibri" w:eastAsia="微軟正黑體"/>
+                <w:sz w:val="24"/>
+                <w:szCs w:val="24"/>
+              </w:rPr>
+              <w:t xml:space="preserve">，</w:t>
+            </w:r>
+            <m:oMath>
+              <m:r>
+                <m:t xml:space="preserve">(</m:t>
+              </m:r>
+              <m:r>
+                <m:t xml:space="preserve">x</m:t>
+              </m:r>
+              <m:r>
+                <m:t xml:space="preserve">−</m:t>
+              </m:r>
+              <m:r>
+                <m:t xml:space="preserve">3</m:t>
+              </m:r>
+              <m:r>
+                <m:t xml:space="preserve">)</m:t>
+              </m:r>
+            </m:oMath>
+          </w:p>
+          <w:p>
+            <w:pPr>
+              <w:spacing w:line="360" w:lineRule="auto" w:after="80"/>
+              <w:jc w:val="left"/>
+            </w:pPr>
+            <w:r>
+              <w:rPr>
+                <w:rFonts w:ascii="Calibri" w:hAnsi="Calibri" w:eastAsia="微軟正黑體"/>
+                <w:sz w:val="24"/>
+                <w:szCs w:val="24"/>
+              </w:rPr>
+              <w:t xml:space="preserve">　 方程 </w:t>
+            </w:r>
+            <m:oMath>
+              <m:r>
+                <m:t xml:space="preserve">f</m:t>
+              </m:r>
+              <m:r>
+                <m:t xml:space="preserve">(</m:t>
+              </m:r>
+              <m:r>
+                <m:t xml:space="preserve">x</m:t>
+              </m:r>
+              <m:r>
+                <m:t xml:space="preserve">)</m:t>
+              </m:r>
+              <m:r>
+                <m:t xml:space="preserve">=</m:t>
+              </m:r>
+              <m:r>
+                <m:t xml:space="preserve">0</m:t>
+              </m:r>
+            </m:oMath>
+            <w:r>
+              <w:rPr>
+                <w:rFonts w:ascii="Calibri" w:hAnsi="Calibri" w:eastAsia="微軟正黑體"/>
+                <w:sz w:val="24"/>
+                <w:szCs w:val="24"/>
+              </w:rPr>
+              <w:t xml:space="preserve"> 的根為 1，</w:t>
+            </w:r>
+            <m:oMath>
+              <m:r>
+                <m:t xml:space="preserve">−</m:t>
+              </m:r>
+              <m:r>
+                <m:t xml:space="preserve">1</m:t>
+              </m:r>
+            </m:oMath>
+            <w:r>
+              <w:rPr>
+                <w:rFonts w:ascii="Calibri" w:hAnsi="Calibri" w:eastAsia="微軟正黑體"/>
+                <w:sz w:val="24"/>
+                <w:szCs w:val="24"/>
+              </w:rPr>
+              <w:t xml:space="preserve">，</w:t>
+            </w:r>
+            <m:oMath>
+              <m:r>
+                <m:t xml:space="preserve">−</m:t>
+              </m:r>
+              <m:r>
+                <m:t xml:space="preserve">2</m:t>
+              </m:r>
+            </m:oMath>
+            <w:r>
+              <w:rPr>
+                <w:rFonts w:ascii="Calibri" w:hAnsi="Calibri" w:eastAsia="微軟正黑體"/>
+                <w:sz w:val="24"/>
+                <w:szCs w:val="24"/>
+              </w:rPr>
+              <w:t xml:space="preserve">，3</w:t>
+            </w:r>
+          </w:p>
+        </w:tc>
+      </w:tr>
+    </w:tbl>
     <w:p>
       <w:pPr>
-        <w:spacing w:line="360" w:lineRule="auto" w:after="80"/>
-        <w:jc w:val="left"/>
+        <w:spacing w:line="360" w:lineRule="auto"/>
       </w:pPr>
-      <w:r>
-        <w:rPr>
-          <w:rFonts w:ascii="Calibri" w:hAnsi="Calibri" w:eastAsia="微軟正黑體"/>
-          <w:sz w:val="24"/>
-          <w:szCs w:val="24"/>
-        </w:rPr>
-        <w:t xml:space="preserve">C1　f(1)=f(−1)=f(−2)=f(3)=0，四次多項式恰有 4 個根　→　整係數一次因式為 (x−1),(x+1),(x+2),(x−3)；f(x)=0 的根為 x=1,−1,−2,3</w:t>
-      </w:r>
     </w:p>
+    <w:tbl>
+      <w:tblPr>
+        <w:tblW w:w="11338" w:type="dxa"/>
+        <w:tblBorders>
+          <w:top w:val="single" w:sz="4" w:space="0" w:color="000000"/>
+          <w:left w:val="single" w:sz="4" w:space="0" w:color="000000"/>
+          <w:bottom w:val="single" w:sz="4" w:space="0" w:color="000000"/>
+          <w:right w:val="single" w:sz="4" w:space="0" w:color="000000"/>
+        </w:tblBorders>
+        <w:tblLayout w:type="fixed"/>
+      </w:tblPr>
+      <w:tblGrid>
+        <w:gridCol w:w="11338"/>
+      </w:tblGrid>
+      <w:tr>
+        <w:trPr>
+          <w:cantSplit/>
+        </w:trPr>
+        <w:tc>
+          <w:tcPr>
+            <w:tcW w:w="11338" w:type="dxa"/>
+            <w:tcMar>
+              <w:top w:w="80" w:type="dxa"/>
+              <w:left w:w="120" w:type="dxa"/>
+              <w:bottom w:w="80" w:type="dxa"/>
+              <w:right w:w="120" w:type="dxa"/>
+            </w:tcMar>
+          </w:tcPr>
+          <w:p>
+            <w:pPr>
+              <w:jc w:val="left"/>
+            </w:pPr>
+            <w:r>
+              <w:rPr>
+                <w:rFonts w:ascii="Calibri" w:hAnsi="Calibri" w:eastAsia="微軟正黑體"/>
+                <w:b/>
+                <w:bCs/>
+                <w:sz w:val="24"/>
+                <w:szCs w:val="24"/>
+              </w:rPr>
+              <w:t xml:space="preserve">6．</w:t>
+            </w:r>
+          </w:p>
+          <w:p>
+            <w:pPr>
+              <w:spacing w:line="360" w:lineRule="auto" w:after="80"/>
+              <w:jc w:val="left"/>
+            </w:pPr>
+            <w:r>
+              <w:rPr>
+                <w:rFonts w:ascii="Calibri" w:hAnsi="Calibri" w:eastAsia="微軟正黑體"/>
+                <w:sz w:val="24"/>
+                <w:szCs w:val="24"/>
+              </w:rPr>
+              <w:t xml:space="preserve">設 </w:t>
+            </w:r>
+            <m:oMath>
+              <m:r>
+                <m:t xml:space="preserve">h</m:t>
+              </m:r>
+              <m:r>
+                <m:t xml:space="preserve">(</m:t>
+              </m:r>
+              <m:r>
+                <m:t xml:space="preserve">x</m:t>
+              </m:r>
+              <m:r>
+                <m:t xml:space="preserve">)</m:t>
+              </m:r>
+              <m:r>
+                <m:t xml:space="preserve">=</m:t>
+              </m:r>
+              <m:r>
+                <m:t xml:space="preserve">g</m:t>
+              </m:r>
+              <m:r>
+                <m:t xml:space="preserve">(</m:t>
+              </m:r>
+              <m:r>
+                <m:t xml:space="preserve">x</m:t>
+              </m:r>
+              <m:r>
+                <m:t xml:space="preserve">)</m:t>
+              </m:r>
+              <m:r>
+                <m:t xml:space="preserve">−</m:t>
+              </m:r>
+              <m:r>
+                <m:t xml:space="preserve">5</m:t>
+              </m:r>
+            </m:oMath>
+            <w:r>
+              <w:rPr>
+                <w:rFonts w:ascii="Calibri" w:hAnsi="Calibri" w:eastAsia="微軟正黑體"/>
+                <w:sz w:val="24"/>
+                <w:szCs w:val="24"/>
+              </w:rPr>
+              <w:t xml:space="preserve">，則 1，2，3 都是 </w:t>
+            </w:r>
+            <m:oMath>
+              <m:r>
+                <m:t xml:space="preserve">h</m:t>
+              </m:r>
+              <m:r>
+                <m:t xml:space="preserve">(</m:t>
+              </m:r>
+              <m:r>
+                <m:t xml:space="preserve">x</m:t>
+              </m:r>
+              <m:r>
+                <m:t xml:space="preserve">)</m:t>
+              </m:r>
+            </m:oMath>
+            <w:r>
+              <w:rPr>
+                <w:rFonts w:ascii="Calibri" w:hAnsi="Calibri" w:eastAsia="微軟正黑體"/>
+                <w:sz w:val="24"/>
+                <w:szCs w:val="24"/>
+              </w:rPr>
+              <w:t xml:space="preserve"> 的零點，所以 </w:t>
+            </w:r>
+            <m:oMath>
+              <m:r>
+                <m:t xml:space="preserve">h</m:t>
+              </m:r>
+              <m:r>
+                <m:t xml:space="preserve">(</m:t>
+              </m:r>
+              <m:r>
+                <m:t xml:space="preserve">x</m:t>
+              </m:r>
+              <m:r>
+                <m:t xml:space="preserve">)</m:t>
+              </m:r>
+              <m:r>
+                <m:t xml:space="preserve">=</m:t>
+              </m:r>
+              <m:r>
+                <m:t xml:space="preserve">a</m:t>
+              </m:r>
+              <m:r>
+                <m:t xml:space="preserve">(</m:t>
+              </m:r>
+              <m:r>
+                <m:t xml:space="preserve">x</m:t>
+              </m:r>
+              <m:r>
+                <m:t xml:space="preserve">−</m:t>
+              </m:r>
+              <m:r>
+                <m:t xml:space="preserve">1</m:t>
+              </m:r>
+              <m:r>
+                <m:t xml:space="preserve">)</m:t>
+              </m:r>
+              <m:r>
+                <m:t xml:space="preserve">(</m:t>
+              </m:r>
+              <m:r>
+                <m:t xml:space="preserve">x</m:t>
+              </m:r>
+              <m:r>
+                <m:t xml:space="preserve">−</m:t>
+              </m:r>
+              <m:r>
+                <m:t xml:space="preserve">2</m:t>
+              </m:r>
+              <m:r>
+                <m:t xml:space="preserve">)</m:t>
+              </m:r>
+              <m:r>
+                <m:t xml:space="preserve">(</m:t>
+              </m:r>
+              <m:r>
+                <m:t xml:space="preserve">x</m:t>
+              </m:r>
+              <m:r>
+                <m:t xml:space="preserve">−</m:t>
+              </m:r>
+              <m:r>
+                <m:t xml:space="preserve">3</m:t>
+              </m:r>
+              <m:r>
+                <m:t xml:space="preserve">)</m:t>
+              </m:r>
+            </m:oMath>
+          </w:p>
+          <w:p>
+            <w:pPr>
+              <w:spacing w:line="360" w:lineRule="auto" w:after="80"/>
+              <w:jc w:val="left"/>
+            </w:pPr>
+            <m:oMath>
+              <m:r>
+                <m:t xml:space="preserve">h</m:t>
+              </m:r>
+              <m:r>
+                <m:t xml:space="preserve">(</m:t>
+              </m:r>
+              <m:r>
+                <m:t xml:space="preserve">4</m:t>
+              </m:r>
+              <m:r>
+                <m:t xml:space="preserve">)</m:t>
+              </m:r>
+              <m:r>
+                <m:t xml:space="preserve">=</m:t>
+              </m:r>
+              <m:r>
+                <m:t xml:space="preserve">11</m:t>
+              </m:r>
+              <m:r>
+                <m:t xml:space="preserve">−</m:t>
+              </m:r>
+              <m:r>
+                <m:t xml:space="preserve">5</m:t>
+              </m:r>
+            </m:oMath>
+            <w:r>
+              <w:rPr>
+                <w:rFonts w:ascii="Calibri" w:hAnsi="Calibri" w:eastAsia="微軟正黑體"/>
+                <w:sz w:val="24"/>
+                <w:szCs w:val="24"/>
+              </w:rPr>
+              <w:t xml:space="preserve">，所以 </w:t>
+            </w:r>
+            <m:oMath>
+              <m:r>
+                <m:t xml:space="preserve">a</m:t>
+              </m:r>
+              <m:r>
+                <m:t xml:space="preserve">(</m:t>
+              </m:r>
+              <m:r>
+                <m:t xml:space="preserve">3</m:t>
+              </m:r>
+              <m:r>
+                <m:t xml:space="preserve">)</m:t>
+              </m:r>
+              <m:r>
+                <m:t xml:space="preserve">(</m:t>
+              </m:r>
+              <m:r>
+                <m:t xml:space="preserve">2</m:t>
+              </m:r>
+              <m:r>
+                <m:t xml:space="preserve">)</m:t>
+              </m:r>
+              <m:r>
+                <m:t xml:space="preserve">(</m:t>
+              </m:r>
+              <m:r>
+                <m:t xml:space="preserve">1</m:t>
+              </m:r>
+              <m:r>
+                <m:t xml:space="preserve">)</m:t>
+              </m:r>
+              <m:r>
+                <m:t xml:space="preserve">=</m:t>
+              </m:r>
+              <m:r>
+                <m:t xml:space="preserve">6</m:t>
+              </m:r>
+            </m:oMath>
+            <w:r>
+              <w:rPr>
+                <w:rFonts w:ascii="Calibri" w:hAnsi="Calibri" w:eastAsia="微軟正黑體"/>
+                <w:sz w:val="24"/>
+                <w:szCs w:val="24"/>
+              </w:rPr>
+              <w:t xml:space="preserve">，</w:t>
+            </w:r>
+            <m:oMath>
+              <m:r>
+                <m:t xml:space="preserve">a</m:t>
+              </m:r>
+              <m:r>
+                <m:t xml:space="preserve">=</m:t>
+              </m:r>
+              <m:r>
+                <m:t xml:space="preserve">1</m:t>
+              </m:r>
+            </m:oMath>
+          </w:p>
+          <w:p>
+            <w:pPr>
+              <w:spacing w:line="360" w:lineRule="auto" w:after="80"/>
+              <w:jc w:val="left"/>
+            </w:pPr>
+            <m:oMath>
+              <m:r>
+                <m:t xml:space="preserve">g</m:t>
+              </m:r>
+              <m:r>
+                <m:t xml:space="preserve">(</m:t>
+              </m:r>
+              <m:r>
+                <m:t xml:space="preserve">x</m:t>
+              </m:r>
+              <m:r>
+                <m:t xml:space="preserve">)</m:t>
+              </m:r>
+              <m:r>
+                <m:t xml:space="preserve">=</m:t>
+              </m:r>
+              <m:r>
+                <m:t xml:space="preserve">(</m:t>
+              </m:r>
+              <m:r>
+                <m:t xml:space="preserve">x</m:t>
+              </m:r>
+              <m:r>
+                <m:t xml:space="preserve">−</m:t>
+              </m:r>
+              <m:r>
+                <m:t xml:space="preserve">1</m:t>
+              </m:r>
+              <m:r>
+                <m:t xml:space="preserve">)</m:t>
+              </m:r>
+              <m:r>
+                <m:t xml:space="preserve">(</m:t>
+              </m:r>
+              <m:r>
+                <m:t xml:space="preserve">x</m:t>
+              </m:r>
+              <m:r>
+                <m:t xml:space="preserve">−</m:t>
+              </m:r>
+              <m:r>
+                <m:t xml:space="preserve">2</m:t>
+              </m:r>
+              <m:r>
+                <m:t xml:space="preserve">)</m:t>
+              </m:r>
+              <m:r>
+                <m:t xml:space="preserve">(</m:t>
+              </m:r>
+              <m:r>
+                <m:t xml:space="preserve">x</m:t>
+              </m:r>
+              <m:r>
+                <m:t xml:space="preserve">−</m:t>
+              </m:r>
+              <m:r>
+                <m:t xml:space="preserve">3</m:t>
+              </m:r>
+              <m:r>
+                <m:t xml:space="preserve">)</m:t>
+              </m:r>
+              <m:r>
+                <m:t xml:space="preserve">+</m:t>
+              </m:r>
+              <m:r>
+                <m:t xml:space="preserve">5</m:t>
+              </m:r>
+            </m:oMath>
+          </w:p>
+          <w:p>
+            <w:pPr>
+              <w:spacing w:line="360" w:lineRule="auto" w:after="80"/>
+              <w:jc w:val="left"/>
+            </w:pPr>
+            <w:r>
+              <w:rPr>
+                <w:rFonts w:ascii="Calibri" w:hAnsi="Calibri" w:eastAsia="微軟正黑體"/>
+                <w:sz w:val="24"/>
+                <w:szCs w:val="24"/>
+              </w:rPr>
+              <w:t xml:space="preserve">∴ </w:t>
+            </w:r>
+            <m:oMath>
+              <m:r>
+                <m:t xml:space="preserve">g</m:t>
+              </m:r>
+              <m:r>
+                <m:t xml:space="preserve">(</m:t>
+              </m:r>
+              <m:r>
+                <m:t xml:space="preserve">x</m:t>
+              </m:r>
+              <m:r>
+                <m:t xml:space="preserve">)</m:t>
+              </m:r>
+              <m:r>
+                <m:t xml:space="preserve">=</m:t>
+              </m:r>
+              <m:sSup>
+                <m:e>
+                  <m:r>
+                    <m:t xml:space="preserve">x</m:t>
+                  </m:r>
+                </m:e>
+                <m:sup>
+                  <m:r>
+                    <m:t xml:space="preserve">3</m:t>
+                  </m:r>
+                </m:sup>
+              </m:sSup>
+              <m:r>
+                <m:t xml:space="preserve">−</m:t>
+              </m:r>
+              <m:r>
+                <m:t xml:space="preserve">6</m:t>
+              </m:r>
+              <m:sSup>
+                <m:e>
+                  <m:r>
+                    <m:t xml:space="preserve">x</m:t>
+                  </m:r>
+                </m:e>
+                <m:sup>
+                  <m:r>
+                    <m:t xml:space="preserve">2</m:t>
+                  </m:r>
+                </m:sup>
+              </m:sSup>
+              <m:r>
+                <m:t xml:space="preserve">+</m:t>
+              </m:r>
+              <m:r>
+                <m:t xml:space="preserve">11</m:t>
+              </m:r>
+              <m:r>
+                <m:t xml:space="preserve">x</m:t>
+              </m:r>
+              <m:r>
+                <m:t xml:space="preserve">−</m:t>
+              </m:r>
+              <m:r>
+                <m:t xml:space="preserve">1</m:t>
+              </m:r>
+            </m:oMath>
+          </w:p>
+        </w:tc>
+      </w:tr>
+    </w:tbl>
     <w:p>
       <w:pPr>
-        <w:spacing w:line="360" w:lineRule="auto" w:after="80"/>
-        <w:jc w:val="left"/>
+        <w:spacing w:line="360" w:lineRule="auto"/>
       </w:pPr>
-      <w:r>
-        <w:rPr>
-          <w:rFonts w:ascii="Calibri" w:hAnsi="Calibri" w:eastAsia="微軟正黑體"/>
-          <w:sz w:val="24"/>
-          <w:szCs w:val="24"/>
-        </w:rPr>
-        <w:t xml:space="preserve">C2　h(x)=g(x)−5 為三次多項式，h(1)=h(2)=h(3)=0　→　h(x)=a(x−1)(x−2)(x−3)；h(4)=g(4)−5=6=a(3)(2)(1)=6a → a=1　→　g(x)=(x−1)(x−2)(x−3)+5=x³−6x²+11x−1</w:t>
-      </w:r>
     </w:p>
     <w:sectPr>
       <w:footerReference w:type="default" r:id="rIdFooter1"/>
@@ -1128,9 +3984,25 @@
         <w:sz w:val="18"/>
         <w:color w:val="666666"/>
       </w:rPr>
-      <w:t xml:space="preserve">高一數學．牛頓定理與多項式基本定理單元　第 </w:t>
+      <w:t xml:space="preserve">高一數學．牛頓定理與多項式基本定理　第 </w:t>
     </w:r>
     <w:fldSimple w:instr=" PAGE ">
+      <w:r>
+        <w:rPr>
+          <w:sz w:val="18"/>
+          <w:color w:val="666666"/>
+        </w:rPr>
+        <w:t>1</w:t>
+      </w:r>
+    </w:fldSimple>
+    <w:r>
+      <w:rPr>
+        <w:sz w:val="18"/>
+        <w:color w:val="666666"/>
+      </w:rPr>
+      <w:t xml:space="preserve"> 頁／共 </w:t>
+    </w:r>
+    <w:fldSimple w:instr=" NUMPAGES ">
       <w:r>
         <w:rPr>
           <w:sz w:val="18"/>
